--- a/Fase 1/Evidencias Grupales/1.5_GuiaEstudiante_Fase 1_Definicion Proyecto APT.docx
+++ b/Fase 1/Evidencias Grupales/1.5_GuiaEstudiante_Fase 1_Definicion Proyecto APT.docx
@@ -19,7 +19,7 @@
               <wp:anchor allowOverlap="1" behindDoc="0" distB="0" distT="0" distL="114300" distR="114300" hidden="0" layoutInCell="1" locked="0" relativeHeight="0" simplePos="0">
                 <wp:simplePos x="0" y="0"/>
                 <wp:positionH relativeFrom="column">
-                  <wp:posOffset>-435398</wp:posOffset>
+                  <wp:posOffset>-435396</wp:posOffset>
                 </wp:positionH>
                 <wp:positionV relativeFrom="paragraph">
                   <wp:posOffset>33444</wp:posOffset>
@@ -27,7 +27,7 @@
                 <wp:extent cx="6580505" cy="1486535"/>
                 <wp:effectExtent b="0" l="0" r="0" t="0"/>
                 <wp:wrapNone/>
-                <wp:docPr id="1" name=""/>
+                <wp:docPr id="5" name=""/>
                 <a:graphic>
                   <a:graphicData uri="http://schemas.microsoft.com/office/word/2010/wordprocessingGroup">
                     <wpg:wgp>
@@ -46,8 +46,8 @@
                           <a:xfrm>
                             <a:off x="2055748" y="3036733"/>
                             <a:ext cx="6580505" cy="1486535"/>
-                            <a:chOff x="0" y="0"/>
-                            <a:chExt cx="5903463" cy="1486894"/>
+                            <a:chOff x="2055725" y="3036725"/>
+                            <a:chExt cx="6580550" cy="1486550"/>
                           </a:xfrm>
                         </wpg:grpSpPr>
                         <wps:wsp>
@@ -55,8 +55,8 @@
                           <wps:cNvPr id="3" name="Shape 3"/>
                           <wps:spPr>
                             <a:xfrm>
-                              <a:off x="0" y="0"/>
-                              <a:ext cx="5903450" cy="1486875"/>
+                              <a:off x="2055725" y="3036725"/>
+                              <a:ext cx="6580550" cy="1486550"/>
                             </a:xfrm>
                             <a:prstGeom prst="rect">
                               <a:avLst/>
@@ -82,138 +82,224 @@
                             <a:noAutofit/>
                           </wps:bodyPr>
                         </wps:wsp>
-                        <wps:wsp>
-                          <wps:cNvSpPr/>
-                          <wps:cNvPr id="4" name="Shape 4"/>
-                          <wps:spPr>
+                        <wpg:grpSp>
+                          <wpg:cNvGrpSpPr/>
+                          <wpg:grpSpPr>
                             <a:xfrm>
-                              <a:off x="1024758" y="239160"/>
-                              <a:ext cx="4878705" cy="1236313"/>
+                              <a:off x="2055748" y="3036733"/>
+                              <a:ext cx="6580505" cy="1486535"/>
+                              <a:chOff x="2055725" y="3036725"/>
+                              <a:chExt cx="6580550" cy="1486550"/>
                             </a:xfrm>
-                            <a:prstGeom prst="rect">
-                              <a:avLst/>
-                            </a:prstGeom>
-                            <a:noFill/>
-                            <a:ln>
+                          </wpg:grpSpPr>
+                          <wps:wsp>
+                            <wps:cNvSpPr/>
+                            <wps:cNvPr id="5" name="Shape 5"/>
+                            <wps:spPr>
+                              <a:xfrm>
+                                <a:off x="2055725" y="3036725"/>
+                                <a:ext cx="6580550" cy="1486550"/>
+                              </a:xfrm>
+                              <a:prstGeom prst="rect">
+                                <a:avLst/>
+                              </a:prstGeom>
                               <a:noFill/>
-                            </a:ln>
-                          </wps:spPr>
-                          <wps:txbx>
-                            <w:txbxContent>
-                              <w:p>
-                                <w:pPr>
-                                  <w:spacing w:after="0" w:before="0" w:line="240"/>
-                                  <w:ind w:left="0" w:right="0" w:firstLine="0"/>
-                                  <w:jc w:val="left"/>
-                                  <w:textDirection w:val="btLr"/>
-                                </w:pPr>
-                              </w:p>
-                              <w:p>
-                                <w:pPr>
-                                  <w:spacing w:after="0" w:before="0" w:line="240"/>
-                                  <w:ind w:left="0" w:right="0" w:firstLine="0"/>
-                                  <w:jc w:val="left"/>
-                                  <w:textDirection w:val="btLr"/>
-                                </w:pPr>
-                                <w:r>
-                                  <w:rPr>
-                                    <w:rFonts w:ascii="Calibri" w:cs="Calibri" w:eastAsia="Calibri" w:hAnsi="Calibri"/>
-                                    <w:b w:val="1"/>
-                                    <w:i w:val="0"/>
-                                    <w:smallCaps w:val="0"/>
-                                    <w:strike w:val="0"/>
-                                    <w:color w:val="ff0000"/>
-                                    <w:sz w:val="48"/>
-                                    <w:vertAlign w:val="baseline"/>
-                                  </w:rPr>
-                                </w:r>
-                                <w:r>
-                                  <w:rPr>
-                                    <w:rFonts w:ascii="Calibri" w:cs="Calibri" w:eastAsia="Calibri" w:hAnsi="Calibri"/>
-                                    <w:b w:val="1"/>
-                                    <w:i w:val="0"/>
-                                    <w:smallCaps w:val="0"/>
-                                    <w:strike w:val="0"/>
-                                    <w:color w:val="1f3864"/>
-                                    <w:sz w:val="48"/>
-                                    <w:vertAlign w:val="baseline"/>
-                                  </w:rPr>
-                                  <w:t xml:space="preserve">Guía1. Definición Proyecto APT </w:t>
-                                </w:r>
-                              </w:p>
-                              <w:p>
-                                <w:pPr>
-                                  <w:spacing w:after="0" w:before="0" w:line="240"/>
-                                  <w:ind w:left="0" w:right="0" w:firstLine="0"/>
-                                  <w:jc w:val="left"/>
-                                  <w:textDirection w:val="btLr"/>
-                                </w:pPr>
-                                <w:r>
-                                  <w:rPr>
-                                    <w:rFonts w:ascii="Calibri" w:cs="Calibri" w:eastAsia="Calibri" w:hAnsi="Calibri"/>
-                                    <w:b w:val="1"/>
-                                    <w:i w:val="0"/>
-                                    <w:smallCaps w:val="0"/>
-                                    <w:strike w:val="0"/>
-                                    <w:color w:val="1f3864"/>
-                                    <w:sz w:val="48"/>
-                                    <w:vertAlign w:val="baseline"/>
-                                  </w:rPr>
-                                </w:r>
-                                <w:r>
-                                  <w:rPr>
-                                    <w:rFonts w:ascii="Calibri" w:cs="Calibri" w:eastAsia="Calibri" w:hAnsi="Calibri"/>
-                                    <w:b w:val="1"/>
-                                    <w:i w:val="0"/>
-                                    <w:smallCaps w:val="0"/>
-                                    <w:strike w:val="0"/>
-                                    <w:color w:val="1f3864"/>
-                                    <w:sz w:val="48"/>
-                                    <w:vertAlign w:val="baseline"/>
-                                  </w:rPr>
-                                  <w:t xml:space="preserve">Asignatura Capstone</w:t>
-                                </w:r>
-                              </w:p>
-                            </w:txbxContent>
-                          </wps:txbx>
-                          <wps:bodyPr anchorCtr="0" anchor="t" bIns="45700" lIns="91425" spcFirstLastPara="1" rIns="91425" wrap="square" tIns="45700">
-                            <a:noAutofit/>
-                          </wps:bodyPr>
-                        </wps:wsp>
-                        <wps:wsp>
-                          <wps:cNvSpPr/>
-                          <wps:cNvPr id="5" name="Shape 5"/>
-                          <wps:spPr>
-                            <a:xfrm>
-                              <a:off x="0" y="0"/>
-                              <a:ext cx="993140" cy="1486894"/>
-                            </a:xfrm>
-                            <a:prstGeom prst="rect">
-                              <a:avLst/>
-                            </a:prstGeom>
-                            <a:solidFill>
-                              <a:srgbClr val="1F3864"/>
-                            </a:solidFill>
-                            <a:ln>
-                              <a:noFill/>
-                            </a:ln>
-                          </wps:spPr>
-                          <wps:txbx>
-                            <w:txbxContent>
-                              <w:p>
-                                <w:pPr>
-                                  <w:spacing w:after="0" w:before="0" w:line="240"/>
-                                  <w:ind w:left="0" w:right="0" w:firstLine="0"/>
-                                  <w:jc w:val="left"/>
-                                  <w:textDirection w:val="btLr"/>
-                                </w:pPr>
-                              </w:p>
-                            </w:txbxContent>
-                          </wps:txbx>
-                          <wps:bodyPr anchorCtr="0" anchor="ctr" bIns="91425" lIns="91425" spcFirstLastPara="1" rIns="91425" wrap="square" tIns="91425">
-                            <a:noAutofit/>
-                          </wps:bodyPr>
-                        </wps:wsp>
+                              <a:ln>
+                                <a:noFill/>
+                              </a:ln>
+                            </wps:spPr>
+                            <wps:txbx>
+                              <w:txbxContent>
+                                <w:p>
+                                  <w:pPr>
+                                    <w:spacing w:after="0" w:before="0" w:line="240"/>
+                                    <w:ind w:left="0" w:right="0" w:firstLine="0"/>
+                                    <w:jc w:val="left"/>
+                                    <w:textDirection w:val="btLr"/>
+                                  </w:pPr>
+                                </w:p>
+                              </w:txbxContent>
+                            </wps:txbx>
+                            <wps:bodyPr anchorCtr="0" anchor="ctr" bIns="91425" lIns="91425" spcFirstLastPara="1" rIns="91425" wrap="square" tIns="91425">
+                              <a:noAutofit/>
+                            </wps:bodyPr>
+                          </wps:wsp>
+                          <wpg:grpSp>
+                            <wpg:cNvGrpSpPr/>
+                            <wpg:grpSpPr>
+                              <a:xfrm>
+                                <a:off x="2055748" y="3036733"/>
+                                <a:ext cx="6580505" cy="1486535"/>
+                                <a:chOff x="0" y="0"/>
+                                <a:chExt cx="5903463" cy="1486894"/>
+                              </a:xfrm>
+                            </wpg:grpSpPr>
+                            <wps:wsp>
+                              <wps:cNvSpPr/>
+                              <wps:cNvPr id="7" name="Shape 7"/>
+                              <wps:spPr>
+                                <a:xfrm>
+                                  <a:off x="0" y="0"/>
+                                  <a:ext cx="5903450" cy="1486875"/>
+                                </a:xfrm>
+                                <a:prstGeom prst="rect">
+                                  <a:avLst/>
+                                </a:prstGeom>
+                                <a:noFill/>
+                                <a:ln>
+                                  <a:noFill/>
+                                </a:ln>
+                              </wps:spPr>
+                              <wps:txbx>
+                                <w:txbxContent>
+                                  <w:p>
+                                    <w:pPr>
+                                      <w:spacing w:after="0" w:before="0" w:line="240"/>
+                                      <w:ind w:left="0" w:right="0" w:firstLine="0"/>
+                                      <w:jc w:val="left"/>
+                                      <w:textDirection w:val="btLr"/>
+                                    </w:pPr>
+                                  </w:p>
+                                </w:txbxContent>
+                              </wps:txbx>
+                              <wps:bodyPr anchorCtr="0" anchor="ctr" bIns="91425" lIns="91425" spcFirstLastPara="1" rIns="91425" wrap="square" tIns="91425">
+                                <a:noAutofit/>
+                              </wps:bodyPr>
+                            </wps:wsp>
+                            <wps:wsp>
+                              <wps:cNvSpPr/>
+                              <wps:cNvPr id="8" name="Shape 8"/>
+                              <wps:spPr>
+                                <a:xfrm>
+                                  <a:off x="1024758" y="239160"/>
+                                  <a:ext cx="4878705" cy="1236313"/>
+                                </a:xfrm>
+                                <a:prstGeom prst="rect">
+                                  <a:avLst/>
+                                </a:prstGeom>
+                                <a:noFill/>
+                                <a:ln>
+                                  <a:noFill/>
+                                </a:ln>
+                              </wps:spPr>
+                              <wps:txbx>
+                                <w:txbxContent>
+                                  <w:p>
+                                    <w:pPr>
+                                      <w:spacing w:after="0" w:before="0" w:line="240"/>
+                                      <w:ind w:left="0" w:right="0" w:firstLine="0"/>
+                                      <w:jc w:val="left"/>
+                                      <w:textDirection w:val="btLr"/>
+                                    </w:pPr>
+                                  </w:p>
+                                  <w:p>
+                                    <w:pPr>
+                                      <w:spacing w:after="0" w:before="0" w:line="240"/>
+                                      <w:ind w:left="0" w:right="0" w:firstLine="0"/>
+                                      <w:jc w:val="left"/>
+                                      <w:textDirection w:val="btLr"/>
+                                    </w:pPr>
+                                    <w:r>
+                                      <w:rPr>
+                                        <w:rFonts w:ascii="Arial" w:cs="Arial" w:eastAsia="Arial" w:hAnsi="Arial"/>
+                                        <w:b w:val="0"/>
+                                        <w:i w:val="0"/>
+                                        <w:smallCaps w:val="0"/>
+                                        <w:strike w:val="0"/>
+                                        <w:color w:val="000000"/>
+                                        <w:sz w:val="28"/>
+                                        <w:vertAlign w:val="baseline"/>
+                                      </w:rPr>
+                                    </w:r>
+                                    <w:r>
+                                      <w:rPr>
+                                        <w:rFonts w:ascii="Calibri" w:cs="Calibri" w:eastAsia="Calibri" w:hAnsi="Calibri"/>
+                                        <w:b w:val="1"/>
+                                        <w:i w:val="0"/>
+                                        <w:smallCaps w:val="0"/>
+                                        <w:strike w:val="0"/>
+                                        <w:color w:val="1f3864"/>
+                                        <w:sz w:val="48"/>
+                                        <w:vertAlign w:val="baseline"/>
+                                      </w:rPr>
+                                      <w:t xml:space="preserve">Guía1. Definición Proyecto APT </w:t>
+                                    </w:r>
+                                  </w:p>
+                                  <w:p>
+                                    <w:pPr>
+                                      <w:spacing w:after="0" w:before="0" w:line="240"/>
+                                      <w:ind w:left="0" w:right="0" w:firstLine="0"/>
+                                      <w:jc w:val="left"/>
+                                      <w:textDirection w:val="btLr"/>
+                                    </w:pPr>
+                                    <w:r>
+                                      <w:rPr>
+                                        <w:rFonts w:ascii="Calibri" w:cs="Calibri" w:eastAsia="Calibri" w:hAnsi="Calibri"/>
+                                        <w:b w:val="1"/>
+                                        <w:i w:val="0"/>
+                                        <w:smallCaps w:val="0"/>
+                                        <w:strike w:val="0"/>
+                                        <w:color w:val="1f3864"/>
+                                        <w:sz w:val="48"/>
+                                        <w:vertAlign w:val="baseline"/>
+                                      </w:rPr>
+                                    </w:r>
+                                    <w:r>
+                                      <w:rPr>
+                                        <w:rFonts w:ascii="Calibri" w:cs="Calibri" w:eastAsia="Calibri" w:hAnsi="Calibri"/>
+                                        <w:b w:val="1"/>
+                                        <w:i w:val="0"/>
+                                        <w:smallCaps w:val="0"/>
+                                        <w:strike w:val="0"/>
+                                        <w:color w:val="1f3864"/>
+                                        <w:sz w:val="48"/>
+                                        <w:vertAlign w:val="baseline"/>
+                                      </w:rPr>
+                                      <w:t xml:space="preserve">Asignatura Capstone</w:t>
+                                    </w:r>
+                                  </w:p>
+                                </w:txbxContent>
+                              </wps:txbx>
+                              <wps:bodyPr anchorCtr="0" anchor="t" bIns="45700" lIns="91425" spcFirstLastPara="1" rIns="91425" wrap="square" tIns="45700">
+                                <a:noAutofit/>
+                              </wps:bodyPr>
+                            </wps:wsp>
+                            <wps:wsp>
+                              <wps:cNvSpPr/>
+                              <wps:cNvPr id="9" name="Shape 9"/>
+                              <wps:spPr>
+                                <a:xfrm>
+                                  <a:off x="0" y="0"/>
+                                  <a:ext cx="993140" cy="1486894"/>
+                                </a:xfrm>
+                                <a:prstGeom prst="rect">
+                                  <a:avLst/>
+                                </a:prstGeom>
+                                <a:solidFill>
+                                  <a:srgbClr val="1F3864"/>
+                                </a:solidFill>
+                                <a:ln>
+                                  <a:noFill/>
+                                </a:ln>
+                              </wps:spPr>
+                              <wps:txbx>
+                                <w:txbxContent>
+                                  <w:p>
+                                    <w:pPr>
+                                      <w:spacing w:after="0" w:before="0" w:line="240"/>
+                                      <w:ind w:left="0" w:right="0" w:firstLine="0"/>
+                                      <w:jc w:val="left"/>
+                                      <w:textDirection w:val="btLr"/>
+                                    </w:pPr>
+                                  </w:p>
+                                </w:txbxContent>
+                              </wps:txbx>
+                              <wps:bodyPr anchorCtr="0" anchor="ctr" bIns="91425" lIns="91425" spcFirstLastPara="1" rIns="91425" wrap="square" tIns="91425">
+                                <a:noAutofit/>
+                              </wps:bodyPr>
+                            </wps:wsp>
+                          </wpg:grpSp>
+                        </wpg:grpSp>
                       </wpg:grpSp>
                     </wpg:wgp>
                   </a:graphicData>
@@ -226,7 +312,7 @@
               <wp:anchor allowOverlap="1" behindDoc="0" distB="0" distT="0" distL="114300" distR="114300" hidden="0" layoutInCell="1" locked="0" relativeHeight="0" simplePos="0">
                 <wp:simplePos x="0" y="0"/>
                 <wp:positionH relativeFrom="column">
-                  <wp:posOffset>-435398</wp:posOffset>
+                  <wp:posOffset>-435396</wp:posOffset>
                 </wp:positionH>
                 <wp:positionV relativeFrom="paragraph">
                   <wp:posOffset>33444</wp:posOffset>
@@ -234,7 +320,7 @@
                 <wp:extent cx="6580505" cy="1486535"/>
                 <wp:effectExtent b="0" l="0" r="0" t="0"/>
                 <wp:wrapNone/>
-                <wp:docPr id="1" name="image2.png"/>
+                <wp:docPr id="5" name="image2.png"/>
                 <a:graphic>
                   <a:graphicData uri="http://schemas.openxmlformats.org/drawingml/2006/picture">
                     <pic:pic>
@@ -243,7 +329,7 @@
                         <pic:cNvPicPr preferRelativeResize="0"/>
                       </pic:nvPicPr>
                       <pic:blipFill>
-                        <a:blip r:embed="rId7"/>
+                        <a:blip r:embed="rId8"/>
                         <a:srcRect/>
                         <a:stretch>
                           <a:fillRect/>
@@ -387,6 +473,11 @@
         </w:rPr>
         <w:t xml:space="preserve">PARTE I</w:t>
       </w:r>
+      <w:r>
+        <w:rPr>
+          <w:rtl w:val="0"/>
+        </w:rPr>
+      </w:r>
     </w:p>
     <w:tbl>
       <w:tblPr>
@@ -462,7 +553,6 @@
             <w:pPr>
               <w:keepNext w:val="0"/>
               <w:keepLines w:val="0"/>
-              <w:pageBreakBefore w:val="0"/>
               <w:widowControl w:val="1"/>
               <w:pBdr>
                 <w:top w:space="0" w:sz="0" w:val="nil"/>
@@ -601,8 +691,11 @@
             </w:pPr>
             <w:r>
               <w:rPr>
-                <w:rtl w:val="0"/>
-              </w:rPr>
+                <w:b w:val="1"/>
+                <w:bCs w:val="1"/>
+                <w:rtl w:val="0"/>
+              </w:rPr>
+              <w:t xml:space="preserve">Roberto</w:t>
             </w:r>
           </w:p>
         </w:tc>
@@ -741,6 +834,465 @@
               <w:rPr>
                 <w:rtl w:val="0"/>
               </w:rPr>
+            </w:r>
+          </w:p>
+        </w:tc>
+      </w:tr>
+    </w:tbl>
+    <w:p>
+      <w:pPr>
+        <w:rPr/>
+      </w:pPr>
+      <w:r>
+        <w:rPr>
+          <w:rtl w:val="0"/>
+        </w:rPr>
+      </w:r>
+    </w:p>
+    <w:tbl>
+      <w:tblPr>
+        <w:tblStyle w:val="Table3"/>
+        <w:tblW w:w="9498.0" w:type="dxa"/>
+        <w:jc w:val="left"/>
+        <w:tblInd w:w="-714.0" w:type="dxa"/>
+        <w:tblBorders>
+          <w:top w:color="bfbfbf" w:space="0" w:sz="4" w:val="single"/>
+          <w:left w:color="bfbfbf" w:space="0" w:sz="4" w:val="single"/>
+          <w:bottom w:color="bfbfbf" w:space="0" w:sz="4" w:val="single"/>
+          <w:right w:color="bfbfbf" w:space="0" w:sz="4" w:val="single"/>
+          <w:insideH w:color="bfbfbf" w:space="0" w:sz="4" w:val="single"/>
+          <w:insideV w:color="bfbfbf" w:space="0" w:sz="4" w:val="single"/>
+        </w:tblBorders>
+        <w:tblLayout w:type="fixed"/>
+        <w:tblLook w:val="0400"/>
+      </w:tblPr>
+      <w:tblGrid>
+        <w:gridCol w:w="2534"/>
+        <w:gridCol w:w="6964"/>
+        <w:tblGridChange w:id="0">
+          <w:tblGrid>
+            <w:gridCol w:w="2534"/>
+            <w:gridCol w:w="6964"/>
+          </w:tblGrid>
+        </w:tblGridChange>
+      </w:tblGrid>
+      <w:tr>
+        <w:trPr>
+          <w:cantSplit w:val="0"/>
+          <w:trHeight w:val="440" w:hRule="atLeast"/>
+          <w:tblHeader w:val="0"/>
+        </w:trPr>
+        <w:tc>
+          <w:tcPr>
+            <w:vAlign w:val="center"/>
+          </w:tcPr>
+          <w:p>
+            <w:pPr>
+              <w:rPr>
+                <w:rFonts w:ascii="Calibri" w:cs="Calibri" w:eastAsia="Calibri" w:hAnsi="Calibri"/>
+                <w:color w:val="1f3864"/>
+              </w:rPr>
+            </w:pPr>
+            <w:r>
+              <w:rPr>
+                <w:rFonts w:ascii="Calibri" w:cs="Calibri" w:eastAsia="Calibri" w:hAnsi="Calibri"/>
+                <w:color w:val="1f3864"/>
+                <w:rtl w:val="0"/>
+              </w:rPr>
+              <w:t xml:space="preserve">Nombre estudiante</w:t>
+            </w:r>
+          </w:p>
+        </w:tc>
+        <w:tc>
+          <w:tcPr>
+            <w:vAlign w:val="center"/>
+          </w:tcPr>
+          <w:p>
+            <w:pPr>
+              <w:rPr>
+                <w:b w:val="1"/>
+                <w:bCs w:val="1"/>
+              </w:rPr>
+            </w:pPr>
+            <w:r>
+              <w:rPr>
+                <w:b w:val="1"/>
+                <w:bCs w:val="1"/>
+                <w:rtl w:val="0"/>
+              </w:rPr>
+              <w:t xml:space="preserve">David</w:t>
+            </w:r>
+          </w:p>
+        </w:tc>
+      </w:tr>
+      <w:tr>
+        <w:trPr>
+          <w:cantSplit w:val="0"/>
+          <w:trHeight w:val="418" w:hRule="atLeast"/>
+          <w:tblHeader w:val="0"/>
+        </w:trPr>
+        <w:tc>
+          <w:tcPr>
+            <w:vAlign w:val="center"/>
+          </w:tcPr>
+          <w:p>
+            <w:pPr>
+              <w:rPr>
+                <w:rFonts w:ascii="Calibri" w:cs="Calibri" w:eastAsia="Calibri" w:hAnsi="Calibri"/>
+                <w:color w:val="1f3864"/>
+              </w:rPr>
+            </w:pPr>
+            <w:r>
+              <w:rPr>
+                <w:rFonts w:ascii="Calibri" w:cs="Calibri" w:eastAsia="Calibri" w:hAnsi="Calibri"/>
+                <w:color w:val="1f3864"/>
+                <w:rtl w:val="0"/>
+              </w:rPr>
+              <w:t xml:space="preserve">Rut</w:t>
+            </w:r>
+          </w:p>
+        </w:tc>
+        <w:tc>
+          <w:tcPr>
+            <w:vAlign w:val="center"/>
+          </w:tcPr>
+          <w:p>
+            <w:pPr>
+              <w:rPr>
+                <w:b w:val="1"/>
+                <w:bCs w:val="1"/>
+              </w:rPr>
+            </w:pPr>
+            <w:r>
+              <w:rPr>
+                <w:rtl w:val="0"/>
+              </w:rPr>
+            </w:r>
+          </w:p>
+        </w:tc>
+      </w:tr>
+      <w:tr>
+        <w:trPr>
+          <w:cantSplit w:val="0"/>
+          <w:trHeight w:val="425" w:hRule="atLeast"/>
+          <w:tblHeader w:val="0"/>
+        </w:trPr>
+        <w:tc>
+          <w:tcPr>
+            <w:vAlign w:val="center"/>
+          </w:tcPr>
+          <w:p>
+            <w:pPr>
+              <w:rPr>
+                <w:rFonts w:ascii="Calibri" w:cs="Calibri" w:eastAsia="Calibri" w:hAnsi="Calibri"/>
+                <w:color w:val="1f3864"/>
+              </w:rPr>
+            </w:pPr>
+            <w:r>
+              <w:rPr>
+                <w:rFonts w:ascii="Calibri" w:cs="Calibri" w:eastAsia="Calibri" w:hAnsi="Calibri"/>
+                <w:color w:val="1f3864"/>
+                <w:rtl w:val="0"/>
+              </w:rPr>
+              <w:t xml:space="preserve">Carrera</w:t>
+            </w:r>
+          </w:p>
+        </w:tc>
+        <w:tc>
+          <w:tcPr>
+            <w:vAlign w:val="center"/>
+          </w:tcPr>
+          <w:p>
+            <w:pPr>
+              <w:rPr>
+                <w:b w:val="1"/>
+                <w:bCs w:val="1"/>
+              </w:rPr>
+            </w:pPr>
+            <w:r>
+              <w:rPr>
+                <w:rtl w:val="0"/>
+              </w:rPr>
+            </w:r>
+          </w:p>
+        </w:tc>
+      </w:tr>
+      <w:tr>
+        <w:trPr>
+          <w:cantSplit w:val="0"/>
+          <w:trHeight w:val="417" w:hRule="atLeast"/>
+          <w:tblHeader w:val="0"/>
+        </w:trPr>
+        <w:tc>
+          <w:tcPr>
+            <w:vAlign w:val="center"/>
+          </w:tcPr>
+          <w:p>
+            <w:pPr>
+              <w:rPr>
+                <w:rFonts w:ascii="Calibri" w:cs="Calibri" w:eastAsia="Calibri" w:hAnsi="Calibri"/>
+                <w:color w:val="1f3864"/>
+              </w:rPr>
+            </w:pPr>
+            <w:r>
+              <w:rPr>
+                <w:rFonts w:ascii="Calibri" w:cs="Calibri" w:eastAsia="Calibri" w:hAnsi="Calibri"/>
+                <w:color w:val="1f3864"/>
+                <w:rtl w:val="0"/>
+              </w:rPr>
+              <w:t xml:space="preserve">Sede</w:t>
+            </w:r>
+          </w:p>
+        </w:tc>
+        <w:tc>
+          <w:tcPr>
+            <w:vAlign w:val="center"/>
+          </w:tcPr>
+          <w:p>
+            <w:pPr>
+              <w:rPr>
+                <w:b w:val="1"/>
+                <w:bCs w:val="1"/>
+              </w:rPr>
+            </w:pPr>
+            <w:r>
+              <w:rPr>
+                <w:rtl w:val="0"/>
+              </w:rPr>
+            </w:r>
+          </w:p>
+        </w:tc>
+      </w:tr>
+    </w:tbl>
+    <w:p>
+      <w:pPr>
+        <w:rPr/>
+      </w:pPr>
+      <w:r>
+        <w:rPr>
+          <w:rtl w:val="0"/>
+        </w:rPr>
+      </w:r>
+    </w:p>
+    <w:tbl>
+      <w:tblPr>
+        <w:tblStyle w:val="Table4"/>
+        <w:tblW w:w="9498.0" w:type="dxa"/>
+        <w:jc w:val="left"/>
+        <w:tblInd w:w="-714.0" w:type="dxa"/>
+        <w:tblBorders>
+          <w:top w:color="bfbfbf" w:space="0" w:sz="4" w:val="single"/>
+          <w:left w:color="bfbfbf" w:space="0" w:sz="4" w:val="single"/>
+          <w:bottom w:color="bfbfbf" w:space="0" w:sz="4" w:val="single"/>
+          <w:right w:color="bfbfbf" w:space="0" w:sz="4" w:val="single"/>
+          <w:insideH w:color="bfbfbf" w:space="0" w:sz="4" w:val="single"/>
+          <w:insideV w:color="bfbfbf" w:space="0" w:sz="4" w:val="single"/>
+        </w:tblBorders>
+        <w:tblLayout w:type="fixed"/>
+        <w:tblLook w:val="0400"/>
+      </w:tblPr>
+      <w:tblGrid>
+        <w:gridCol w:w="2534"/>
+        <w:gridCol w:w="6964"/>
+        <w:tblGridChange w:id="0">
+          <w:tblGrid>
+            <w:gridCol w:w="2534"/>
+            <w:gridCol w:w="6964"/>
+          </w:tblGrid>
+        </w:tblGridChange>
+      </w:tblGrid>
+      <w:tr>
+        <w:trPr>
+          <w:cantSplit w:val="0"/>
+          <w:trHeight w:val="440" w:hRule="atLeast"/>
+          <w:tblHeader w:val="0"/>
+        </w:trPr>
+        <w:tc>
+          <w:tcPr>
+            <w:vAlign w:val="center"/>
+          </w:tcPr>
+          <w:p>
+            <w:pPr>
+              <w:rPr>
+                <w:rFonts w:ascii="Calibri" w:cs="Calibri" w:eastAsia="Calibri" w:hAnsi="Calibri"/>
+                <w:color w:val="1f3864"/>
+              </w:rPr>
+            </w:pPr>
+            <w:r>
+              <w:rPr>
+                <w:rFonts w:ascii="Calibri" w:cs="Calibri" w:eastAsia="Calibri" w:hAnsi="Calibri"/>
+                <w:color w:val="1f3864"/>
+                <w:rtl w:val="0"/>
+              </w:rPr>
+              <w:t xml:space="preserve">Nombre estudiante</w:t>
+            </w:r>
+          </w:p>
+        </w:tc>
+        <w:tc>
+          <w:tcPr>
+            <w:vAlign w:val="center"/>
+          </w:tcPr>
+          <w:p>
+            <w:pPr>
+              <w:rPr>
+                <w:b w:val="1"/>
+                <w:bCs w:val="1"/>
+              </w:rPr>
+            </w:pPr>
+            <w:r>
+              <w:rPr>
+                <w:b w:val="1"/>
+                <w:bCs w:val="1"/>
+                <w:rtl w:val="0"/>
+              </w:rPr>
+              <w:t xml:space="preserve">José Miguel Moncada</w:t>
+            </w:r>
+          </w:p>
+        </w:tc>
+      </w:tr>
+      <w:tr>
+        <w:trPr>
+          <w:cantSplit w:val="0"/>
+          <w:trHeight w:val="418" w:hRule="atLeast"/>
+          <w:tblHeader w:val="0"/>
+        </w:trPr>
+        <w:tc>
+          <w:tcPr>
+            <w:vAlign w:val="center"/>
+          </w:tcPr>
+          <w:p>
+            <w:pPr>
+              <w:rPr>
+                <w:rFonts w:ascii="Calibri" w:cs="Calibri" w:eastAsia="Calibri" w:hAnsi="Calibri"/>
+                <w:color w:val="1f3864"/>
+              </w:rPr>
+            </w:pPr>
+            <w:r>
+              <w:rPr>
+                <w:rFonts w:ascii="Calibri" w:cs="Calibri" w:eastAsia="Calibri" w:hAnsi="Calibri"/>
+                <w:color w:val="1f3864"/>
+                <w:rtl w:val="0"/>
+              </w:rPr>
+              <w:t xml:space="preserve">Rut</w:t>
+            </w:r>
+          </w:p>
+        </w:tc>
+        <w:tc>
+          <w:tcPr>
+            <w:vAlign w:val="center"/>
+          </w:tcPr>
+          <w:p>
+            <w:pPr>
+              <w:rPr>
+                <w:b w:val="1"/>
+                <w:bCs w:val="1"/>
+              </w:rPr>
+            </w:pPr>
+            <w:r>
+              <w:rPr>
+                <w:b w:val="1"/>
+                <w:bCs w:val="1"/>
+                <w:rtl w:val="0"/>
+              </w:rPr>
+              <w:t xml:space="preserve">21.545.856-3</w:t>
+            </w:r>
+          </w:p>
+        </w:tc>
+      </w:tr>
+      <w:tr>
+        <w:trPr>
+          <w:cantSplit w:val="0"/>
+          <w:trHeight w:val="425" w:hRule="atLeast"/>
+          <w:tblHeader w:val="0"/>
+        </w:trPr>
+        <w:tc>
+          <w:tcPr>
+            <w:vAlign w:val="center"/>
+          </w:tcPr>
+          <w:p>
+            <w:pPr>
+              <w:rPr>
+                <w:rFonts w:ascii="Calibri" w:cs="Calibri" w:eastAsia="Calibri" w:hAnsi="Calibri"/>
+                <w:color w:val="1f3864"/>
+              </w:rPr>
+            </w:pPr>
+            <w:r>
+              <w:rPr>
+                <w:rFonts w:ascii="Calibri" w:cs="Calibri" w:eastAsia="Calibri" w:hAnsi="Calibri"/>
+                <w:color w:val="1f3864"/>
+                <w:rtl w:val="0"/>
+              </w:rPr>
+              <w:t xml:space="preserve">Carrera</w:t>
+            </w:r>
+          </w:p>
+        </w:tc>
+        <w:tc>
+          <w:tcPr>
+            <w:vAlign w:val="center"/>
+          </w:tcPr>
+          <w:p>
+            <w:pPr>
+              <w:rPr>
+                <w:b w:val="1"/>
+                <w:bCs w:val="1"/>
+              </w:rPr>
+            </w:pPr>
+            <w:r>
+              <w:rPr>
+                <w:b w:val="1"/>
+                <w:bCs w:val="1"/>
+                <w:rtl w:val="0"/>
+              </w:rPr>
+              <w:t xml:space="preserve">Ingeniería en Informática</w:t>
+            </w:r>
+          </w:p>
+        </w:tc>
+      </w:tr>
+      <w:tr>
+        <w:trPr>
+          <w:cantSplit w:val="0"/>
+          <w:trHeight w:val="417" w:hRule="atLeast"/>
+          <w:tblHeader w:val="0"/>
+        </w:trPr>
+        <w:tc>
+          <w:tcPr>
+            <w:vAlign w:val="center"/>
+          </w:tcPr>
+          <w:p>
+            <w:pPr>
+              <w:rPr>
+                <w:rFonts w:ascii="Calibri" w:cs="Calibri" w:eastAsia="Calibri" w:hAnsi="Calibri"/>
+                <w:color w:val="1f3864"/>
+              </w:rPr>
+            </w:pPr>
+            <w:r>
+              <w:rPr>
+                <w:rFonts w:ascii="Calibri" w:cs="Calibri" w:eastAsia="Calibri" w:hAnsi="Calibri"/>
+                <w:color w:val="1f3864"/>
+                <w:rtl w:val="0"/>
+              </w:rPr>
+              <w:t xml:space="preserve">Sede</w:t>
+            </w:r>
+          </w:p>
+        </w:tc>
+        <w:tc>
+          <w:tcPr>
+            <w:vAlign w:val="center"/>
+          </w:tcPr>
+          <w:p>
+            <w:pPr>
+              <w:rPr>
+                <w:b w:val="1"/>
+                <w:bCs w:val="1"/>
+              </w:rPr>
+            </w:pPr>
+            <w:r>
+              <w:rPr>
+                <w:b w:val="1"/>
+                <w:bCs w:val="1"/>
+                <w:rtl w:val="0"/>
+              </w:rPr>
+              <w:t xml:space="preserve">Maipú</w:t>
             </w:r>
           </w:p>
         </w:tc>
@@ -764,7 +1316,7 @@
     </w:p>
     <w:tbl>
       <w:tblPr>
-        <w:tblStyle w:val="Table3"/>
+        <w:tblStyle w:val="Table5"/>
         <w:tblW w:w="9498.0" w:type="dxa"/>
         <w:jc w:val="left"/>
         <w:tblInd w:w="-714.0" w:type="dxa"/>
@@ -836,7 +1388,6 @@
             <w:pPr>
               <w:keepNext w:val="0"/>
               <w:keepLines w:val="0"/>
-              <w:pageBreakBefore w:val="0"/>
               <w:widowControl w:val="1"/>
               <w:pBdr>
                 <w:top w:space="0" w:sz="0" w:val="nil"/>
@@ -909,7 +1460,7 @@
     </w:p>
     <w:tbl>
       <w:tblPr>
-        <w:tblStyle w:val="Table4"/>
+        <w:tblStyle w:val="Table6"/>
         <w:tblW w:w="9498.0" w:type="dxa"/>
         <w:jc w:val="left"/>
         <w:tblInd w:w="-714.0" w:type="dxa"/>
@@ -970,20 +1521,20 @@
               <w:rPr>
                 <w:b w:val="1"/>
                 <w:bCs w:val="1"/>
-              </w:rPr>
-            </w:pPr>
-            <w:r>
-              <w:rPr>
-                <w:rFonts w:ascii="Calibri" w:cs="Calibri" w:eastAsia="Calibri" w:hAnsi="Calibri"/>
-                <w:i w:val="1"/>
-                <w:iCs w:val="1"/>
-                <w:color w:val="548dd4"/>
-                <w:sz w:val="20"/>
-                <w:szCs w:val="20"/>
-                <w:rtl w:val="0"/>
-              </w:rPr>
-              <w:t xml:space="preserve">Escribe el nombre de tu Proyecto APT.</w:t>
-            </w:r>
+                <w:color w:val="1155cc"/>
+              </w:rPr>
+            </w:pPr>
+            <w:hyperlink r:id="rId9">
+              <w:r>
+                <w:rPr>
+                  <w:b w:val="1"/>
+                  <w:bCs w:val="1"/>
+                  <w:color w:val="1155cc"/>
+                  <w:rtl w:val="0"/>
+                </w:rPr>
+                <w:t xml:space="preserve">Evento Cultural</w:t>
+              </w:r>
+            </w:hyperlink>
             <w:r>
               <w:rPr>
                 <w:rtl w:val="0"/>
@@ -1048,6 +1599,25 @@
               </w:rPr>
             </w:r>
           </w:p>
+          <w:p>
+            <w:pPr>
+              <w:rPr/>
+            </w:pPr>
+            <w:r>
+              <w:rPr>
+                <w:i w:val="0"/>
+                <w:iCs w:val="0"/>
+                <w:color w:val="000000"/>
+                <w:rtl w:val="0"/>
+              </w:rPr>
+              <w:t xml:space="preserve">Desarrollo Front End, Desarrollo Back End, Bases de Datos y Calidad de Software (QA), de acuerdo al campo ocupacional definido en el perfil de egreso de Ingeniería en Informática de Duoc UC.</w:t>
+            </w:r>
+            <w:r>
+              <w:rPr>
+                <w:rtl w:val="0"/>
+              </w:rPr>
+            </w:r>
+          </w:p>
         </w:tc>
       </w:tr>
       <w:tr>
@@ -1112,6 +1682,25 @@
                 <w:rtl w:val="0"/>
               </w:rPr>
               <w:t xml:space="preserve">Menciona las competencias de tu Plan de Estudio que vas a abordar en tu Proyecto APT.</w:t>
+            </w:r>
+            <w:r>
+              <w:rPr>
+                <w:rtl w:val="0"/>
+              </w:rPr>
+            </w:r>
+          </w:p>
+          <w:p>
+            <w:pPr>
+              <w:rPr/>
+            </w:pPr>
+            <w:r>
+              <w:rPr>
+                <w:i w:val="0"/>
+                <w:iCs w:val="0"/>
+                <w:color w:val="000000"/>
+                <w:rtl w:val="0"/>
+              </w:rPr>
+              <w:t xml:space="preserve">Del Perfil de Egreso de Ingeniería en Informática de Duoc UC, el equipo abordará: diseñar y generar soluciones de software innovadoras y de calidad aplicando el ciclo de vida del software y las buenas prácticas de la industria; diseñar soluciones que resuelvan requerimientos de información considerando bases de datos relacionales y no relacionales; diseñar y adaptar procesos de ingeniería de requisitos mediante metodologías y estándares actuales; evaluar y gestionar el proyecto durante todo su ciclo de vida aplicando buenas prácticas y metodologías ágiles; diseñar soluciones de software con foco en calidad, seguridad y sostenibilidad; y desarrollar proyectos de software para plataformas y dispositivos móviles, dado que la aplicación está planteada tanto para web como para móvil.</w:t>
             </w:r>
             <w:r>
               <w:rPr>
@@ -1160,7 +1749,7 @@
     </w:p>
     <w:tbl>
       <w:tblPr>
-        <w:tblStyle w:val="Table5"/>
+        <w:tblStyle w:val="Table7"/>
         <w:tblW w:w="9498.0" w:type="dxa"/>
         <w:jc w:val="left"/>
         <w:tblInd w:w="-714.0" w:type="dxa"/>
@@ -1232,7 +1821,6 @@
             <w:pPr>
               <w:keepNext w:val="0"/>
               <w:keepLines w:val="0"/>
-              <w:pageBreakBefore w:val="0"/>
               <w:widowControl w:val="1"/>
               <w:pBdr>
                 <w:top w:space="0" w:sz="0" w:val="nil"/>
@@ -1307,7 +1895,7 @@
     </w:p>
     <w:tbl>
       <w:tblPr>
-        <w:tblStyle w:val="Table6"/>
+        <w:tblStyle w:val="Table8"/>
         <w:tblW w:w="9498.0" w:type="dxa"/>
         <w:jc w:val="left"/>
         <w:tblInd w:w="-714.0" w:type="dxa"/>
@@ -1392,7 +1980,6 @@
             <w:pPr>
               <w:keepNext w:val="0"/>
               <w:keepLines w:val="0"/>
-              <w:pageBreakBefore w:val="0"/>
               <w:widowControl w:val="1"/>
               <w:numPr>
                 <w:ilvl w:val="0"/>
@@ -1443,12 +2030,16 @@
               </w:rPr>
               <w:t xml:space="preserve">¿Por qué escogiste este tema? ¿Por qué es relevante este tema para el campo laboral de tu carrera?</w:t>
             </w:r>
+            <w:r>
+              <w:rPr>
+                <w:rtl w:val="0"/>
+              </w:rPr>
+            </w:r>
           </w:p>
           <w:p>
             <w:pPr>
               <w:keepNext w:val="0"/>
               <w:keepLines w:val="0"/>
-              <w:pageBreakBefore w:val="0"/>
               <w:widowControl w:val="1"/>
               <w:numPr>
                 <w:ilvl w:val="0"/>
@@ -1509,7 +2100,6 @@
             <w:pPr>
               <w:keepNext w:val="0"/>
               <w:keepLines w:val="0"/>
-              <w:pageBreakBefore w:val="0"/>
               <w:widowControl w:val="1"/>
               <w:numPr>
                 <w:ilvl w:val="0"/>
@@ -1560,12 +2150,16 @@
               </w:rPr>
               <w:t xml:space="preserve">¿A quiénes afecta o impacta la situación que vas a abordar? (Ej.: Grupo etario, usuarios de algún servicio, etc.).</w:t>
             </w:r>
+            <w:r>
+              <w:rPr>
+                <w:rtl w:val="0"/>
+              </w:rPr>
+            </w:r>
           </w:p>
           <w:p>
             <w:pPr>
               <w:keepNext w:val="0"/>
               <w:keepLines w:val="0"/>
-              <w:pageBreakBefore w:val="0"/>
               <w:widowControl w:val="1"/>
               <w:numPr>
                 <w:ilvl w:val="0"/>
@@ -1616,6 +2210,30 @@
               </w:rPr>
               <w:t xml:space="preserve">¿Cuál sería el aporte de valor (real o simulado) de tu Proyecto APT para el contexto laboral y/o social en que se situaría?</w:t>
             </w:r>
+            <w:r>
+              <w:rPr>
+                <w:rtl w:val="0"/>
+              </w:rPr>
+            </w:r>
+          </w:p>
+          <w:p>
+            <w:pPr>
+              <w:rPr/>
+            </w:pPr>
+            <w:r>
+              <w:rPr>
+                <w:i w:val="0"/>
+                <w:iCs w:val="0"/>
+                <w:color w:val="000000"/>
+                <w:rtl w:val="0"/>
+              </w:rPr>
+              <w:t xml:space="preserve">La información sobre eventos culturales, comerciales y municipales en Chile (expos, vendimias, ferias municipales, festivales, etc.) está fragmentada: cada municipalidad, organizador o feria publica en su propio canal (Instagram, Facebook, sitio web propio), lo que dificulta que tanto los ciudadanos como los propios organizadores tengan una visión unificada de la oferta cultural y comercial de su región o del país. El proyecto busca dar respuesta a esta problemática, beneficiando a ciudadanos que buscan actividades culturales o recreativas, a municipalidades y organizadores de eventos que necesitan mayor alcance, y a turistas o visitantes que quieren conocer la oferta cultural de una zona.</w:t>
+            </w:r>
+            <w:r>
+              <w:rPr>
+                <w:rtl w:val="0"/>
+              </w:rPr>
+            </w:r>
           </w:p>
         </w:tc>
       </w:tr>
@@ -1681,6 +2299,25 @@
               </w:rPr>
             </w:r>
           </w:p>
+          <w:p>
+            <w:pPr>
+              <w:rPr/>
+            </w:pPr>
+            <w:r>
+              <w:rPr>
+                <w:i w:val="0"/>
+                <w:iCs w:val="0"/>
+                <w:color w:val="000000"/>
+                <w:rtl w:val="0"/>
+              </w:rPr>
+              <w:t xml:space="preserve">El proyecto consiste en una plataforma multiplataforma para la compilación y difusión de eventos culturales, comerciales y municipales a lo largo de Chile, centralizando información que hoy está dispersa entre redes sociales, sitios municipales y boca a boca. La visión es convertirse en el punto de referencia único donde cualquier persona pueda descubrir qué eventos culturales, gastronómicos o comerciales están ocurriendo cerca de ella o en cualquier punto de Chile, y donde organizadores —desde municipalidades hasta productores independientes— puedan publicar y dar visibilidad a sus eventos en un solo lugar.</w:t>
+            </w:r>
+            <w:r>
+              <w:rPr>
+                <w:rtl w:val="0"/>
+              </w:rPr>
+            </w:r>
+          </w:p>
         </w:tc>
       </w:tr>
       <w:tr>
@@ -1945,7 +2582,6 @@
             <w:pPr>
               <w:keepNext w:val="0"/>
               <w:keepLines w:val="0"/>
-              <w:pageBreakBefore w:val="0"/>
               <w:widowControl w:val="1"/>
               <w:numPr>
                 <w:ilvl w:val="0"/>
@@ -2002,7 +2638,6 @@
             <w:pPr>
               <w:keepNext w:val="0"/>
               <w:keepLines w:val="0"/>
-              <w:pageBreakBefore w:val="0"/>
               <w:widowControl w:val="1"/>
               <w:numPr>
                 <w:ilvl w:val="0"/>
@@ -2059,7 +2694,6 @@
             <w:pPr>
               <w:keepNext w:val="0"/>
               <w:keepLines w:val="0"/>
-              <w:pageBreakBefore w:val="0"/>
               <w:widowControl w:val="1"/>
               <w:numPr>
                 <w:ilvl w:val="0"/>
@@ -2116,7 +2750,6 @@
             <w:pPr>
               <w:keepNext w:val="0"/>
               <w:keepLines w:val="0"/>
-              <w:pageBreakBefore w:val="0"/>
               <w:widowControl w:val="1"/>
               <w:numPr>
                 <w:ilvl w:val="0"/>
@@ -2173,7 +2806,6 @@
             <w:pPr>
               <w:keepNext w:val="0"/>
               <w:keepLines w:val="0"/>
-              <w:pageBreakBefore w:val="0"/>
               <w:widowControl w:val="1"/>
               <w:numPr>
                 <w:ilvl w:val="0"/>
@@ -2300,10 +2932,15 @@
         </w:rPr>
         <w:t xml:space="preserve">PARTE II </w:t>
       </w:r>
+      <w:r>
+        <w:rPr>
+          <w:rtl w:val="0"/>
+        </w:rPr>
+      </w:r>
     </w:p>
     <w:tbl>
       <w:tblPr>
-        <w:tblStyle w:val="Table7"/>
+        <w:tblStyle w:val="Table9"/>
         <w:tblW w:w="9498.0" w:type="dxa"/>
         <w:jc w:val="left"/>
         <w:tblInd w:w="-714.0" w:type="dxa"/>
@@ -2375,7 +3012,6 @@
             <w:pPr>
               <w:keepNext w:val="0"/>
               <w:keepLines w:val="0"/>
-              <w:pageBreakBefore w:val="0"/>
               <w:widowControl w:val="1"/>
               <w:pBdr>
                 <w:top w:space="0" w:sz="0" w:val="nil"/>
@@ -2450,7 +3086,7 @@
     </w:p>
     <w:tbl>
       <w:tblPr>
-        <w:tblStyle w:val="Table8"/>
+        <w:tblStyle w:val="Table10"/>
         <w:tblW w:w="9498.0" w:type="dxa"/>
         <w:jc w:val="left"/>
         <w:tblInd w:w="-714.0" w:type="dxa"/>
@@ -2628,7 +3264,7 @@
     </w:p>
     <w:tbl>
       <w:tblPr>
-        <w:tblStyle w:val="Table9"/>
+        <w:tblStyle w:val="Table11"/>
         <w:tblW w:w="9498.0" w:type="dxa"/>
         <w:jc w:val="left"/>
         <w:tblInd w:w="-714.0" w:type="dxa"/>
@@ -2700,7 +3336,6 @@
             <w:pPr>
               <w:keepNext w:val="0"/>
               <w:keepLines w:val="0"/>
-              <w:pageBreakBefore w:val="0"/>
               <w:widowControl w:val="1"/>
               <w:pBdr>
                 <w:top w:space="0" w:sz="0" w:val="nil"/>
@@ -2775,7 +3410,7 @@
     </w:p>
     <w:tbl>
       <w:tblPr>
-        <w:tblStyle w:val="Table10"/>
+        <w:tblStyle w:val="Table12"/>
         <w:tblW w:w="9498.0" w:type="dxa"/>
         <w:jc w:val="left"/>
         <w:tblInd w:w="-714.0" w:type="dxa"/>
@@ -2928,7 +3563,7 @@
     </w:p>
     <w:tbl>
       <w:tblPr>
-        <w:tblStyle w:val="Table11"/>
+        <w:tblStyle w:val="Table13"/>
         <w:tblW w:w="9640.0" w:type="dxa"/>
         <w:jc w:val="left"/>
         <w:tblInd w:w="-714.0" w:type="dxa"/>
@@ -3048,7 +3683,7 @@
     </w:p>
     <w:tbl>
       <w:tblPr>
-        <w:tblStyle w:val="Table12"/>
+        <w:tblStyle w:val="Table14"/>
         <w:tblW w:w="10062.0" w:type="dxa"/>
         <w:jc w:val="left"/>
         <w:tblInd w:w="-714.0" w:type="dxa"/>
@@ -3091,7 +3726,6 @@
             <w:pPr>
               <w:keepNext w:val="0"/>
               <w:keepLines w:val="0"/>
-              <w:pageBreakBefore w:val="0"/>
               <w:widowControl w:val="1"/>
               <w:pBdr>
                 <w:top w:space="0" w:sz="0" w:val="nil"/>
@@ -3148,7 +3782,6 @@
             <w:pPr>
               <w:keepNext w:val="0"/>
               <w:keepLines w:val="0"/>
-              <w:pageBreakBefore w:val="0"/>
               <w:widowControl w:val="1"/>
               <w:pBdr>
                 <w:top w:space="0" w:sz="0" w:val="nil"/>
@@ -3210,7 +3843,6 @@
             <w:pPr>
               <w:keepNext w:val="0"/>
               <w:keepLines w:val="0"/>
-              <w:pageBreakBefore w:val="0"/>
               <w:widowControl w:val="1"/>
               <w:pBdr>
                 <w:top w:space="0" w:sz="0" w:val="nil"/>
@@ -3272,7 +3904,6 @@
             <w:pPr>
               <w:keepNext w:val="0"/>
               <w:keepLines w:val="0"/>
-              <w:pageBreakBefore w:val="0"/>
               <w:widowControl w:val="1"/>
               <w:pBdr>
                 <w:top w:space="0" w:sz="0" w:val="nil"/>
@@ -3334,7 +3965,6 @@
             <w:pPr>
               <w:keepNext w:val="0"/>
               <w:keepLines w:val="0"/>
-              <w:pageBreakBefore w:val="0"/>
               <w:widowControl w:val="1"/>
               <w:pBdr>
                 <w:top w:space="0" w:sz="0" w:val="nil"/>
@@ -3401,7 +4031,6 @@
             <w:pPr>
               <w:keepNext w:val="0"/>
               <w:keepLines w:val="0"/>
-              <w:pageBreakBefore w:val="0"/>
               <w:widowControl w:val="1"/>
               <w:pBdr>
                 <w:top w:space="0" w:sz="0" w:val="nil"/>
@@ -3447,7 +4076,6 @@
             <w:pPr>
               <w:keepNext w:val="0"/>
               <w:keepLines w:val="0"/>
-              <w:pageBreakBefore w:val="0"/>
               <w:widowControl w:val="1"/>
               <w:pBdr>
                 <w:top w:space="0" w:sz="0" w:val="nil"/>
@@ -3521,7 +4149,6 @@
             <w:pPr>
               <w:keepNext w:val="0"/>
               <w:keepLines w:val="0"/>
-              <w:pageBreakBefore w:val="0"/>
               <w:widowControl w:val="1"/>
               <w:pBdr>
                 <w:top w:space="0" w:sz="0" w:val="nil"/>
@@ -3574,7 +4201,6 @@
             <w:pPr>
               <w:keepNext w:val="0"/>
               <w:keepLines w:val="0"/>
-              <w:pageBreakBefore w:val="0"/>
               <w:widowControl w:val="1"/>
               <w:pBdr>
                 <w:top w:space="0" w:sz="0" w:val="nil"/>
@@ -3620,7 +4246,6 @@
             <w:pPr>
               <w:keepNext w:val="0"/>
               <w:keepLines w:val="0"/>
-              <w:pageBreakBefore w:val="0"/>
               <w:widowControl w:val="1"/>
               <w:pBdr>
                 <w:top w:space="0" w:sz="0" w:val="nil"/>
@@ -3666,7 +4291,6 @@
             <w:pPr>
               <w:keepNext w:val="0"/>
               <w:keepLines w:val="0"/>
-              <w:pageBreakBefore w:val="0"/>
               <w:widowControl w:val="1"/>
               <w:pBdr>
                 <w:top w:space="0" w:sz="0" w:val="nil"/>
@@ -3712,7 +4336,6 @@
             <w:pPr>
               <w:keepNext w:val="0"/>
               <w:keepLines w:val="0"/>
-              <w:pageBreakBefore w:val="0"/>
               <w:widowControl w:val="1"/>
               <w:pBdr>
                 <w:top w:space="0" w:sz="0" w:val="nil"/>
@@ -3765,7 +4388,6 @@
             <w:pPr>
               <w:keepNext w:val="0"/>
               <w:keepLines w:val="0"/>
-              <w:pageBreakBefore w:val="0"/>
               <w:widowControl w:val="1"/>
               <w:pBdr>
                 <w:top w:space="0" w:sz="0" w:val="nil"/>
@@ -3811,7 +4433,6 @@
             <w:pPr>
               <w:keepNext w:val="0"/>
               <w:keepLines w:val="0"/>
-              <w:pageBreakBefore w:val="0"/>
               <w:widowControl w:val="1"/>
               <w:pBdr>
                 <w:top w:space="0" w:sz="0" w:val="nil"/>
@@ -3857,7 +4478,6 @@
             <w:pPr>
               <w:keepNext w:val="0"/>
               <w:keepLines w:val="0"/>
-              <w:pageBreakBefore w:val="0"/>
               <w:widowControl w:val="1"/>
               <w:pBdr>
                 <w:top w:space="0" w:sz="0" w:val="nil"/>
@@ -3903,7 +4523,6 @@
             <w:pPr>
               <w:keepNext w:val="0"/>
               <w:keepLines w:val="0"/>
-              <w:pageBreakBefore w:val="0"/>
               <w:widowControl w:val="1"/>
               <w:pBdr>
                 <w:top w:space="0" w:sz="0" w:val="nil"/>
@@ -3956,7 +4575,6 @@
             <w:pPr>
               <w:keepNext w:val="0"/>
               <w:keepLines w:val="0"/>
-              <w:pageBreakBefore w:val="0"/>
               <w:widowControl w:val="1"/>
               <w:pBdr>
                 <w:top w:space="0" w:sz="0" w:val="nil"/>
@@ -4002,7 +4620,6 @@
             <w:pPr>
               <w:keepNext w:val="0"/>
               <w:keepLines w:val="0"/>
-              <w:pageBreakBefore w:val="0"/>
               <w:widowControl w:val="1"/>
               <w:pBdr>
                 <w:top w:space="0" w:sz="0" w:val="nil"/>
@@ -4048,7 +4665,6 @@
             <w:pPr>
               <w:keepNext w:val="0"/>
               <w:keepLines w:val="0"/>
-              <w:pageBreakBefore w:val="0"/>
               <w:widowControl w:val="1"/>
               <w:pBdr>
                 <w:top w:space="0" w:sz="0" w:val="nil"/>
@@ -4094,7 +4710,6 @@
             <w:pPr>
               <w:keepNext w:val="0"/>
               <w:keepLines w:val="0"/>
-              <w:pageBreakBefore w:val="0"/>
               <w:widowControl w:val="1"/>
               <w:pBdr>
                 <w:top w:space="0" w:sz="0" w:val="nil"/>
@@ -4125,1003 +4740,6 @@
                 <w:u w:val="none"/>
                 <w:shd w:fill="auto" w:val="clear"/>
                 <w:vertAlign w:val="baseline"/>
-              </w:rPr>
-            </w:pPr>
-            <w:r>
-              <w:rPr>
-                <w:rtl w:val="0"/>
-              </w:rPr>
-            </w:r>
-          </w:p>
-        </w:tc>
-      </w:tr>
-    </w:tbl>
-    <w:p>
-      <w:pPr>
-        <w:spacing w:after="0" w:line="360" w:lineRule="auto"/>
-        <w:jc w:val="both"/>
-        <w:rPr>
-          <w:b w:val="1"/>
-          <w:bCs w:val="1"/>
-          <w:sz w:val="24"/>
-          <w:szCs w:val="24"/>
-        </w:rPr>
-      </w:pPr>
-      <w:r>
-        <w:rPr>
-          <w:rtl w:val="0"/>
-        </w:rPr>
-      </w:r>
-    </w:p>
-    <w:tbl>
-      <w:tblPr>
-        <w:tblStyle w:val="Table13"/>
-        <w:tblW w:w="9640.0" w:type="dxa"/>
-        <w:jc w:val="left"/>
-        <w:tblInd w:w="-714.0" w:type="dxa"/>
-        <w:tblBorders>
-          <w:top w:color="bfbfbf" w:space="0" w:sz="4" w:val="single"/>
-          <w:left w:color="bfbfbf" w:space="0" w:sz="4" w:val="single"/>
-          <w:bottom w:color="bfbfbf" w:space="0" w:sz="4" w:val="single"/>
-          <w:right w:color="bfbfbf" w:space="0" w:sz="4" w:val="single"/>
-          <w:insideH w:color="bfbfbf" w:space="0" w:sz="4" w:val="single"/>
-          <w:insideV w:color="bfbfbf" w:space="0" w:sz="4" w:val="single"/>
-        </w:tblBorders>
-        <w:tblLayout w:type="fixed"/>
-        <w:tblLook w:val="0400"/>
-      </w:tblPr>
-      <w:tblGrid>
-        <w:gridCol w:w="9640"/>
-        <w:tblGridChange w:id="0">
-          <w:tblGrid>
-            <w:gridCol w:w="9640"/>
-          </w:tblGrid>
-        </w:tblGridChange>
-      </w:tblGrid>
-      <w:tr>
-        <w:trPr>
-          <w:cantSplit w:val="0"/>
-          <w:trHeight w:val="440" w:hRule="atLeast"/>
-          <w:tblHeader w:val="0"/>
-        </w:trPr>
-        <w:tc>
-          <w:tcPr>
-            <w:vAlign w:val="center"/>
-          </w:tcPr>
-          <w:p>
-            <w:pPr>
-              <w:rPr>
-                <w:b w:val="1"/>
-                <w:bCs w:val="1"/>
-                <w:color w:val="1f3864"/>
-                <w:sz w:val="28"/>
-                <w:szCs w:val="28"/>
-              </w:rPr>
-            </w:pPr>
-            <w:r>
-              <w:rPr>
-                <w:b w:val="1"/>
-                <w:bCs w:val="1"/>
-                <w:color w:val="1f3864"/>
-                <w:sz w:val="28"/>
-                <w:szCs w:val="28"/>
-                <w:rtl w:val="0"/>
-              </w:rPr>
-              <w:t xml:space="preserve">7. Plan de Trabajo</w:t>
-            </w:r>
-          </w:p>
-        </w:tc>
-      </w:tr>
-      <w:tr>
-        <w:trPr>
-          <w:cantSplit w:val="0"/>
-          <w:trHeight w:val="440" w:hRule="atLeast"/>
-          <w:tblHeader w:val="0"/>
-        </w:trPr>
-        <w:tc>
-          <w:tcPr>
-            <w:shd w:fill="d9e2f3" w:val="clear"/>
-            <w:vAlign w:val="center"/>
-          </w:tcPr>
-          <w:p>
-            <w:pPr>
-              <w:keepNext w:val="0"/>
-              <w:keepLines w:val="0"/>
-              <w:pageBreakBefore w:val="0"/>
-              <w:widowControl w:val="1"/>
-              <w:pBdr>
-                <w:top w:space="0" w:sz="0" w:val="nil"/>
-                <w:left w:space="0" w:sz="0" w:val="nil"/>
-                <w:bottom w:space="0" w:sz="0" w:val="nil"/>
-                <w:right w:space="0" w:sz="0" w:val="nil"/>
-                <w:between w:space="0" w:sz="0" w:val="nil"/>
-              </w:pBdr>
-              <w:shd w:fill="auto" w:val="clear"/>
-              <w:tabs>
-                <w:tab w:val="center" w:leader="none" w:pos="4419"/>
-                <w:tab w:val="right" w:leader="none" w:pos="8838"/>
-              </w:tabs>
-              <w:spacing w:after="0" w:before="0" w:line="240" w:lineRule="auto"/>
-              <w:ind w:left="0" w:right="0" w:firstLine="0"/>
-              <w:jc w:val="both"/>
-              <w:rPr>
-                <w:rFonts w:ascii="Calibri" w:cs="Calibri" w:eastAsia="Calibri" w:hAnsi="Calibri"/>
-                <w:b w:val="0"/>
-                <w:bCs w:val="0"/>
-                <w:i w:val="0"/>
-                <w:iCs w:val="0"/>
-                <w:smallCaps w:val="0"/>
-                <w:strike w:val="0"/>
-                <w:color w:val="1f3864"/>
-                <w:sz w:val="22"/>
-                <w:szCs w:val="22"/>
-                <w:u w:val="none"/>
-                <w:shd w:fill="auto" w:val="clear"/>
-                <w:vertAlign w:val="baseline"/>
-              </w:rPr>
-            </w:pPr>
-            <w:r>
-              <w:rPr>
-                <w:rFonts w:ascii="Calibri" w:cs="Calibri" w:eastAsia="Calibri" w:hAnsi="Calibri"/>
-                <w:b w:val="0"/>
-                <w:bCs w:val="0"/>
-                <w:i w:val="0"/>
-                <w:iCs w:val="0"/>
-                <w:smallCaps w:val="0"/>
-                <w:strike w:val="0"/>
-                <w:color w:val="1f3864"/>
-                <w:sz w:val="22"/>
-                <w:szCs w:val="22"/>
-                <w:u w:val="none"/>
-                <w:shd w:fill="auto" w:val="clear"/>
-                <w:vertAlign w:val="baseline"/>
-                <w:rtl w:val="0"/>
-              </w:rPr>
-              <w:t xml:space="preserve">En la siguiente tabla define la planificación de tu Proyecto APT de acuerdo a lo requerido.</w:t>
-            </w:r>
-          </w:p>
-        </w:tc>
-      </w:tr>
-    </w:tbl>
-    <w:p>
-      <w:pPr>
-        <w:spacing w:after="0" w:line="360" w:lineRule="auto"/>
-        <w:jc w:val="both"/>
-        <w:rPr>
-          <w:b w:val="1"/>
-          <w:bCs w:val="1"/>
-          <w:sz w:val="24"/>
-          <w:szCs w:val="24"/>
-        </w:rPr>
-      </w:pPr>
-      <w:r>
-        <w:rPr>
-          <w:rtl w:val="0"/>
-        </w:rPr>
-      </w:r>
-    </w:p>
-    <w:tbl>
-      <w:tblPr>
-        <w:tblStyle w:val="Table14"/>
-        <w:tblW w:w="11061.0" w:type="dxa"/>
-        <w:jc w:val="center"/>
-        <w:tblBorders>
-          <w:top w:color="bfbfbf" w:space="0" w:sz="4" w:val="single"/>
-          <w:left w:color="bfbfbf" w:space="0" w:sz="4" w:val="single"/>
-          <w:bottom w:color="bfbfbf" w:space="0" w:sz="4" w:val="single"/>
-          <w:right w:color="bfbfbf" w:space="0" w:sz="4" w:val="single"/>
-          <w:insideH w:color="bfbfbf" w:space="0" w:sz="4" w:val="single"/>
-          <w:insideV w:color="bfbfbf" w:space="0" w:sz="4" w:val="single"/>
-        </w:tblBorders>
-        <w:tblLayout w:type="fixed"/>
-        <w:tblLook w:val="0400"/>
-      </w:tblPr>
-      <w:tblGrid>
-        <w:gridCol w:w="1580"/>
-        <w:gridCol w:w="1580"/>
-        <w:gridCol w:w="1580"/>
-        <w:gridCol w:w="1580"/>
-        <w:gridCol w:w="1580"/>
-        <w:gridCol w:w="1580"/>
-        <w:gridCol w:w="1581"/>
-        <w:tblGridChange w:id="0">
-          <w:tblGrid>
-            <w:gridCol w:w="1580"/>
-            <w:gridCol w:w="1580"/>
-            <w:gridCol w:w="1580"/>
-            <w:gridCol w:w="1580"/>
-            <w:gridCol w:w="1580"/>
-            <w:gridCol w:w="1580"/>
-            <w:gridCol w:w="1581"/>
-          </w:tblGrid>
-        </w:tblGridChange>
-      </w:tblGrid>
-      <w:tr>
-        <w:trPr>
-          <w:cantSplit w:val="0"/>
-          <w:tblHeader w:val="0"/>
-        </w:trPr>
-        <w:tc>
-          <w:tcPr>
-            <w:gridSpan w:val="7"/>
-          </w:tcPr>
-          <w:p>
-            <w:pPr>
-              <w:jc w:val="center"/>
-              <w:rPr>
-                <w:rFonts w:ascii="Calibri" w:cs="Calibri" w:eastAsia="Calibri" w:hAnsi="Calibri"/>
-                <w:color w:val="1f3864"/>
-              </w:rPr>
-            </w:pPr>
-            <w:r>
-              <w:rPr>
-                <w:rFonts w:ascii="Calibri" w:cs="Calibri" w:eastAsia="Calibri" w:hAnsi="Calibri"/>
-                <w:b w:val="1"/>
-                <w:bCs w:val="1"/>
-                <w:color w:val="1f3864"/>
-                <w:rtl w:val="0"/>
-              </w:rPr>
-              <w:t xml:space="preserve">Plan de Trabajo Proyecto APT</w:t>
-            </w:r>
-            <w:r>
-              <w:rPr>
-                <w:rtl w:val="0"/>
-              </w:rPr>
-            </w:r>
-          </w:p>
-        </w:tc>
-      </w:tr>
-      <w:tr>
-        <w:trPr>
-          <w:cantSplit w:val="0"/>
-          <w:tblHeader w:val="0"/>
-        </w:trPr>
-        <w:tc>
-          <w:tcPr/>
-          <w:p>
-            <w:pPr>
-              <w:jc w:val="center"/>
-              <w:rPr>
-                <w:rFonts w:ascii="Calibri" w:cs="Calibri" w:eastAsia="Calibri" w:hAnsi="Calibri"/>
-                <w:color w:val="1f3864"/>
-                <w:sz w:val="18"/>
-                <w:szCs w:val="18"/>
-              </w:rPr>
-            </w:pPr>
-            <w:r>
-              <w:rPr>
-                <w:rFonts w:ascii="Calibri" w:cs="Calibri" w:eastAsia="Calibri" w:hAnsi="Calibri"/>
-                <w:color w:val="1f3864"/>
-                <w:sz w:val="18"/>
-                <w:szCs w:val="18"/>
-                <w:rtl w:val="0"/>
-              </w:rPr>
-              <w:t xml:space="preserve">Competencia o unidades de competencias</w:t>
-            </w:r>
-          </w:p>
-        </w:tc>
-        <w:tc>
-          <w:tcPr>
-            <w:vAlign w:val="center"/>
-          </w:tcPr>
-          <w:p>
-            <w:pPr>
-              <w:jc w:val="center"/>
-              <w:rPr>
-                <w:rFonts w:ascii="Calibri" w:cs="Calibri" w:eastAsia="Calibri" w:hAnsi="Calibri"/>
-                <w:color w:val="1f3864"/>
-              </w:rPr>
-            </w:pPr>
-            <w:r>
-              <w:rPr>
-                <w:rFonts w:ascii="Calibri" w:cs="Calibri" w:eastAsia="Calibri" w:hAnsi="Calibri"/>
-                <w:color w:val="1f3864"/>
-                <w:rtl w:val="0"/>
-              </w:rPr>
-              <w:t xml:space="preserve">Nombre de  Actividades/Tareas</w:t>
-            </w:r>
-          </w:p>
-        </w:tc>
-        <w:tc>
-          <w:tcPr>
-            <w:vAlign w:val="center"/>
-          </w:tcPr>
-          <w:p>
-            <w:pPr>
-              <w:jc w:val="center"/>
-              <w:rPr>
-                <w:rFonts w:ascii="Calibri" w:cs="Calibri" w:eastAsia="Calibri" w:hAnsi="Calibri"/>
-                <w:color w:val="1f3864"/>
-              </w:rPr>
-            </w:pPr>
-            <w:r>
-              <w:rPr>
-                <w:rFonts w:ascii="Calibri" w:cs="Calibri" w:eastAsia="Calibri" w:hAnsi="Calibri"/>
-                <w:color w:val="1f3864"/>
-                <w:rtl w:val="0"/>
-              </w:rPr>
-              <w:t xml:space="preserve">Descripción Actividades/Tareas</w:t>
-            </w:r>
-          </w:p>
-        </w:tc>
-        <w:tc>
-          <w:tcPr>
-            <w:vAlign w:val="center"/>
-          </w:tcPr>
-          <w:p>
-            <w:pPr>
-              <w:jc w:val="center"/>
-              <w:rPr>
-                <w:rFonts w:ascii="Calibri" w:cs="Calibri" w:eastAsia="Calibri" w:hAnsi="Calibri"/>
-                <w:color w:val="1f3864"/>
-              </w:rPr>
-            </w:pPr>
-            <w:r>
-              <w:rPr>
-                <w:rFonts w:ascii="Calibri" w:cs="Calibri" w:eastAsia="Calibri" w:hAnsi="Calibri"/>
-                <w:color w:val="1f3864"/>
-                <w:rtl w:val="0"/>
-              </w:rPr>
-              <w:t xml:space="preserve">Recursos</w:t>
-            </w:r>
-          </w:p>
-        </w:tc>
-        <w:tc>
-          <w:tcPr>
-            <w:tcBorders>
-              <w:right w:color="ffffff" w:space="0" w:sz="4" w:val="single"/>
-            </w:tcBorders>
-            <w:vAlign w:val="center"/>
-          </w:tcPr>
-          <w:p>
-            <w:pPr>
-              <w:jc w:val="center"/>
-              <w:rPr>
-                <w:rFonts w:ascii="Calibri" w:cs="Calibri" w:eastAsia="Calibri" w:hAnsi="Calibri"/>
-                <w:color w:val="1f3864"/>
-              </w:rPr>
-            </w:pPr>
-            <w:r>
-              <w:rPr>
-                <w:rFonts w:ascii="Calibri" w:cs="Calibri" w:eastAsia="Calibri" w:hAnsi="Calibri"/>
-                <w:color w:val="1f3864"/>
-                <w:rtl w:val="0"/>
-              </w:rPr>
-              <w:t xml:space="preserve">Duración de la actividad</w:t>
-            </w:r>
-          </w:p>
-          <w:p>
-            <w:pPr>
-              <w:jc w:val="center"/>
-              <w:rPr>
-                <w:rFonts w:ascii="Calibri" w:cs="Calibri" w:eastAsia="Calibri" w:hAnsi="Calibri"/>
-                <w:color w:val="1f3864"/>
-              </w:rPr>
-            </w:pPr>
-            <w:r>
-              <w:rPr>
-                <w:rtl w:val="0"/>
-              </w:rPr>
-            </w:r>
-          </w:p>
-        </w:tc>
-        <w:tc>
-          <w:tcPr>
-            <w:tcBorders>
-              <w:left w:color="ffffff" w:space="0" w:sz="4" w:val="single"/>
-            </w:tcBorders>
-            <w:shd w:fill="d9d9d9" w:val="clear"/>
-            <w:vAlign w:val="center"/>
-          </w:tcPr>
-          <w:p>
-            <w:pPr>
-              <w:jc w:val="center"/>
-              <w:rPr>
-                <w:rFonts w:ascii="Calibri" w:cs="Calibri" w:eastAsia="Calibri" w:hAnsi="Calibri"/>
-                <w:color w:val="1f3864"/>
-              </w:rPr>
-            </w:pPr>
-            <w:r>
-              <w:rPr>
-                <w:rFonts w:ascii="Calibri" w:cs="Calibri" w:eastAsia="Calibri" w:hAnsi="Calibri"/>
-                <w:color w:val="1f3864"/>
-                <w:rtl w:val="0"/>
-              </w:rPr>
-              <w:t xml:space="preserve">Responsable</w:t>
-            </w:r>
-            <w:r>
-              <w:rPr>
-                <w:rFonts w:ascii="Calibri" w:cs="Calibri" w:eastAsia="Calibri" w:hAnsi="Calibri"/>
-                <w:color w:val="1f3864"/>
-                <w:vertAlign w:val="superscript"/>
-              </w:rPr>
-              <w:footnoteReference w:customMarkFollows="0" w:id="0"/>
-            </w:r>
-            <w:r>
-              <w:rPr>
-                <w:rtl w:val="0"/>
-              </w:rPr>
-            </w:r>
-          </w:p>
-        </w:tc>
-        <w:tc>
-          <w:tcPr>
-            <w:vAlign w:val="center"/>
-          </w:tcPr>
-          <w:p>
-            <w:pPr>
-              <w:jc w:val="center"/>
-              <w:rPr>
-                <w:rFonts w:ascii="Calibri" w:cs="Calibri" w:eastAsia="Calibri" w:hAnsi="Calibri"/>
-                <w:color w:val="1f3864"/>
-              </w:rPr>
-            </w:pPr>
-            <w:r>
-              <w:rPr>
-                <w:rFonts w:ascii="Calibri" w:cs="Calibri" w:eastAsia="Calibri" w:hAnsi="Calibri"/>
-                <w:color w:val="1f3864"/>
-                <w:rtl w:val="0"/>
-              </w:rPr>
-              <w:t xml:space="preserve">Observaciones</w:t>
-            </w:r>
-          </w:p>
-        </w:tc>
-      </w:tr>
-      <w:tr>
-        <w:trPr>
-          <w:cantSplit w:val="0"/>
-          <w:tblHeader w:val="0"/>
-        </w:trPr>
-        <w:tc>
-          <w:tcPr/>
-          <w:p>
-            <w:pPr>
-              <w:jc w:val="both"/>
-              <w:rPr>
-                <w:rFonts w:ascii="Calibri" w:cs="Calibri" w:eastAsia="Calibri" w:hAnsi="Calibri"/>
-                <w:i w:val="1"/>
-                <w:iCs w:val="1"/>
-                <w:color w:val="548dd4"/>
-                <w:sz w:val="18"/>
-                <w:szCs w:val="18"/>
-              </w:rPr>
-            </w:pPr>
-            <w:r>
-              <w:rPr>
-                <w:rFonts w:ascii="Calibri" w:cs="Calibri" w:eastAsia="Calibri" w:hAnsi="Calibri"/>
-                <w:i w:val="1"/>
-                <w:iCs w:val="1"/>
-                <w:color w:val="548dd4"/>
-                <w:sz w:val="18"/>
-                <w:szCs w:val="18"/>
-                <w:rtl w:val="0"/>
-              </w:rPr>
-              <w:t xml:space="preserve">Nombra las competencias o unidades de competencias que se relacionan con las diferentes actividades requeridas para el desarrollo de la actividad.</w:t>
-            </w:r>
-          </w:p>
-        </w:tc>
-        <w:tc>
-          <w:tcPr/>
-          <w:p>
-            <w:pPr>
-              <w:jc w:val="both"/>
-              <w:rPr>
-                <w:b w:val="1"/>
-                <w:bCs w:val="1"/>
-                <w:sz w:val="18"/>
-                <w:szCs w:val="18"/>
-              </w:rPr>
-            </w:pPr>
-            <w:r>
-              <w:rPr>
-                <w:rFonts w:ascii="Calibri" w:cs="Calibri" w:eastAsia="Calibri" w:hAnsi="Calibri"/>
-                <w:i w:val="1"/>
-                <w:iCs w:val="1"/>
-                <w:color w:val="548dd4"/>
-                <w:sz w:val="18"/>
-                <w:szCs w:val="18"/>
-                <w:rtl w:val="0"/>
-              </w:rPr>
-              <w:t xml:space="preserve">Señale el nombre de la tarea o actividad.</w:t>
-            </w:r>
-            <w:r>
-              <w:rPr>
-                <w:rtl w:val="0"/>
-              </w:rPr>
-            </w:r>
-          </w:p>
-        </w:tc>
-        <w:tc>
-          <w:tcPr/>
-          <w:p>
-            <w:pPr>
-              <w:jc w:val="both"/>
-              <w:rPr>
-                <w:b w:val="1"/>
-                <w:bCs w:val="1"/>
-                <w:sz w:val="18"/>
-                <w:szCs w:val="18"/>
-              </w:rPr>
-            </w:pPr>
-            <w:r>
-              <w:rPr>
-                <w:rFonts w:ascii="Calibri" w:cs="Calibri" w:eastAsia="Calibri" w:hAnsi="Calibri"/>
-                <w:i w:val="1"/>
-                <w:iCs w:val="1"/>
-                <w:color w:val="548dd4"/>
-                <w:sz w:val="18"/>
-                <w:szCs w:val="18"/>
-                <w:rtl w:val="0"/>
-              </w:rPr>
-              <w:t xml:space="preserve">Describe la tarea o actividad.</w:t>
-            </w:r>
-            <w:r>
-              <w:rPr>
-                <w:rtl w:val="0"/>
-              </w:rPr>
-            </w:r>
-          </w:p>
-        </w:tc>
-        <w:tc>
-          <w:tcPr/>
-          <w:p>
-            <w:pPr>
-              <w:jc w:val="both"/>
-              <w:rPr>
-                <w:rFonts w:ascii="Calibri" w:cs="Calibri" w:eastAsia="Calibri" w:hAnsi="Calibri"/>
-                <w:i w:val="1"/>
-                <w:iCs w:val="1"/>
-                <w:color w:val="548dd4"/>
-                <w:sz w:val="18"/>
-                <w:szCs w:val="18"/>
-              </w:rPr>
-            </w:pPr>
-            <w:r>
-              <w:rPr>
-                <w:rFonts w:ascii="Calibri" w:cs="Calibri" w:eastAsia="Calibri" w:hAnsi="Calibri"/>
-                <w:i w:val="1"/>
-                <w:iCs w:val="1"/>
-                <w:color w:val="548dd4"/>
-                <w:sz w:val="18"/>
-                <w:szCs w:val="18"/>
-                <w:rtl w:val="0"/>
-              </w:rPr>
-              <w:t xml:space="preserve">Nombra los recursos necesarios para llevar a cabo las actividades definidas.</w:t>
-            </w:r>
-          </w:p>
-        </w:tc>
-        <w:tc>
-          <w:tcPr>
-            <w:tcBorders>
-              <w:right w:color="ffffff" w:space="0" w:sz="4" w:val="single"/>
-            </w:tcBorders>
-          </w:tcPr>
-          <w:p>
-            <w:pPr>
-              <w:jc w:val="both"/>
-              <w:rPr>
-                <w:rFonts w:ascii="Calibri" w:cs="Calibri" w:eastAsia="Calibri" w:hAnsi="Calibri"/>
-                <w:i w:val="1"/>
-                <w:iCs w:val="1"/>
-                <w:color w:val="548dd4"/>
-                <w:sz w:val="18"/>
-                <w:szCs w:val="18"/>
-              </w:rPr>
-            </w:pPr>
-            <w:r>
-              <w:rPr>
-                <w:rFonts w:ascii="Calibri" w:cs="Calibri" w:eastAsia="Calibri" w:hAnsi="Calibri"/>
-                <w:i w:val="1"/>
-                <w:iCs w:val="1"/>
-                <w:color w:val="548dd4"/>
-                <w:sz w:val="18"/>
-                <w:szCs w:val="18"/>
-                <w:rtl w:val="0"/>
-              </w:rPr>
-              <w:t xml:space="preserve">Escribe la duración de actividades o tarea.</w:t>
-            </w:r>
-          </w:p>
-          <w:p>
-            <w:pPr>
-              <w:jc w:val="both"/>
-              <w:rPr>
-                <w:rFonts w:ascii="Calibri" w:cs="Calibri" w:eastAsia="Calibri" w:hAnsi="Calibri"/>
-                <w:i w:val="1"/>
-                <w:iCs w:val="1"/>
-                <w:color w:val="548dd4"/>
-                <w:sz w:val="18"/>
-                <w:szCs w:val="18"/>
-              </w:rPr>
-            </w:pPr>
-            <w:r>
-              <w:rPr>
-                <w:rtl w:val="0"/>
-              </w:rPr>
-            </w:r>
-          </w:p>
-        </w:tc>
-        <w:tc>
-          <w:tcPr>
-            <w:tcBorders>
-              <w:left w:color="ffffff" w:space="0" w:sz="4" w:val="single"/>
-            </w:tcBorders>
-            <w:shd w:fill="d9d9d9" w:val="clear"/>
-          </w:tcPr>
-          <w:p>
-            <w:pPr>
-              <w:jc w:val="both"/>
-              <w:rPr>
-                <w:b w:val="1"/>
-                <w:bCs w:val="1"/>
-                <w:sz w:val="18"/>
-                <w:szCs w:val="18"/>
-              </w:rPr>
-            </w:pPr>
-            <w:r>
-              <w:rPr>
-                <w:rFonts w:ascii="Calibri" w:cs="Calibri" w:eastAsia="Calibri" w:hAnsi="Calibri"/>
-                <w:i w:val="1"/>
-                <w:iCs w:val="1"/>
-                <w:color w:val="548dd4"/>
-                <w:sz w:val="18"/>
-                <w:szCs w:val="18"/>
-                <w:rtl w:val="0"/>
-              </w:rPr>
-              <w:t xml:space="preserve">Escribe el nombre del integrante del equipo responsable de la actividad y tareas asociadas.</w:t>
-            </w:r>
-            <w:r>
-              <w:rPr>
-                <w:rtl w:val="0"/>
-              </w:rPr>
-            </w:r>
-          </w:p>
-        </w:tc>
-        <w:tc>
-          <w:tcPr/>
-          <w:p>
-            <w:pPr>
-              <w:jc w:val="both"/>
-              <w:rPr>
-                <w:b w:val="1"/>
-                <w:bCs w:val="1"/>
-                <w:sz w:val="18"/>
-                <w:szCs w:val="18"/>
-              </w:rPr>
-            </w:pPr>
-            <w:r>
-              <w:rPr>
-                <w:rFonts w:ascii="Calibri" w:cs="Calibri" w:eastAsia="Calibri" w:hAnsi="Calibri"/>
-                <w:i w:val="1"/>
-                <w:iCs w:val="1"/>
-                <w:color w:val="548dd4"/>
-                <w:sz w:val="18"/>
-                <w:szCs w:val="18"/>
-                <w:rtl w:val="0"/>
-              </w:rPr>
-              <w:t xml:space="preserve">Escribe las dificultades o facilitadores que se podrían presentar durante la ejecución de cada una de las actividades propuestas para llevar a cabo el plan de trabajo.</w:t>
-            </w:r>
-            <w:r>
-              <w:rPr>
-                <w:rtl w:val="0"/>
-              </w:rPr>
-            </w:r>
-          </w:p>
-        </w:tc>
-      </w:tr>
-      <w:tr>
-        <w:trPr>
-          <w:cantSplit w:val="0"/>
-          <w:tblHeader w:val="0"/>
-        </w:trPr>
-        <w:tc>
-          <w:tcPr/>
-          <w:p>
-            <w:pPr>
-              <w:jc w:val="both"/>
-              <w:rPr>
-                <w:rFonts w:ascii="Calibri" w:cs="Calibri" w:eastAsia="Calibri" w:hAnsi="Calibri"/>
-                <w:i w:val="1"/>
-                <w:iCs w:val="1"/>
-                <w:color w:val="548dd4"/>
-                <w:sz w:val="18"/>
-                <w:szCs w:val="18"/>
-              </w:rPr>
-            </w:pPr>
-            <w:r>
-              <w:rPr>
-                <w:rtl w:val="0"/>
-              </w:rPr>
-            </w:r>
-          </w:p>
-        </w:tc>
-        <w:tc>
-          <w:tcPr/>
-          <w:p>
-            <w:pPr>
-              <w:jc w:val="both"/>
-              <w:rPr>
-                <w:rFonts w:ascii="Calibri" w:cs="Calibri" w:eastAsia="Calibri" w:hAnsi="Calibri"/>
-                <w:i w:val="1"/>
-                <w:iCs w:val="1"/>
-                <w:color w:val="548dd4"/>
-                <w:sz w:val="18"/>
-                <w:szCs w:val="18"/>
-              </w:rPr>
-            </w:pPr>
-            <w:r>
-              <w:rPr>
-                <w:rtl w:val="0"/>
-              </w:rPr>
-            </w:r>
-          </w:p>
-        </w:tc>
-        <w:tc>
-          <w:tcPr/>
-          <w:p>
-            <w:pPr>
-              <w:jc w:val="both"/>
-              <w:rPr>
-                <w:rFonts w:ascii="Calibri" w:cs="Calibri" w:eastAsia="Calibri" w:hAnsi="Calibri"/>
-                <w:i w:val="1"/>
-                <w:iCs w:val="1"/>
-                <w:color w:val="548dd4"/>
-                <w:sz w:val="18"/>
-                <w:szCs w:val="18"/>
-              </w:rPr>
-            </w:pPr>
-            <w:r>
-              <w:rPr>
-                <w:rtl w:val="0"/>
-              </w:rPr>
-            </w:r>
-          </w:p>
-        </w:tc>
-        <w:tc>
-          <w:tcPr/>
-          <w:p>
-            <w:pPr>
-              <w:jc w:val="both"/>
-              <w:rPr>
-                <w:rFonts w:ascii="Calibri" w:cs="Calibri" w:eastAsia="Calibri" w:hAnsi="Calibri"/>
-                <w:i w:val="1"/>
-                <w:iCs w:val="1"/>
-                <w:color w:val="548dd4"/>
-                <w:sz w:val="18"/>
-                <w:szCs w:val="18"/>
-              </w:rPr>
-            </w:pPr>
-            <w:r>
-              <w:rPr>
-                <w:rtl w:val="0"/>
-              </w:rPr>
-            </w:r>
-          </w:p>
-        </w:tc>
-        <w:tc>
-          <w:tcPr>
-            <w:tcBorders>
-              <w:right w:color="ffffff" w:space="0" w:sz="4" w:val="single"/>
-            </w:tcBorders>
-          </w:tcPr>
-          <w:p>
-            <w:pPr>
-              <w:jc w:val="both"/>
-              <w:rPr>
-                <w:rFonts w:ascii="Calibri" w:cs="Calibri" w:eastAsia="Calibri" w:hAnsi="Calibri"/>
-                <w:i w:val="1"/>
-                <w:iCs w:val="1"/>
-                <w:color w:val="548dd4"/>
-                <w:sz w:val="18"/>
-                <w:szCs w:val="18"/>
-              </w:rPr>
-            </w:pPr>
-            <w:r>
-              <w:rPr>
-                <w:rtl w:val="0"/>
-              </w:rPr>
-            </w:r>
-          </w:p>
-        </w:tc>
-        <w:tc>
-          <w:tcPr>
-            <w:tcBorders>
-              <w:left w:color="ffffff" w:space="0" w:sz="4" w:val="single"/>
-            </w:tcBorders>
-            <w:shd w:fill="d9d9d9" w:val="clear"/>
-          </w:tcPr>
-          <w:p>
-            <w:pPr>
-              <w:jc w:val="both"/>
-              <w:rPr>
-                <w:rFonts w:ascii="Calibri" w:cs="Calibri" w:eastAsia="Calibri" w:hAnsi="Calibri"/>
-                <w:i w:val="1"/>
-                <w:iCs w:val="1"/>
-                <w:color w:val="548dd4"/>
-                <w:sz w:val="18"/>
-                <w:szCs w:val="18"/>
-              </w:rPr>
-            </w:pPr>
-            <w:r>
-              <w:rPr>
-                <w:rtl w:val="0"/>
-              </w:rPr>
-            </w:r>
-          </w:p>
-        </w:tc>
-        <w:tc>
-          <w:tcPr/>
-          <w:p>
-            <w:pPr>
-              <w:jc w:val="both"/>
-              <w:rPr>
-                <w:rFonts w:ascii="Calibri" w:cs="Calibri" w:eastAsia="Calibri" w:hAnsi="Calibri"/>
-                <w:i w:val="1"/>
-                <w:iCs w:val="1"/>
-                <w:color w:val="548dd4"/>
-                <w:sz w:val="18"/>
-                <w:szCs w:val="18"/>
-              </w:rPr>
-            </w:pPr>
-            <w:r>
-              <w:rPr>
-                <w:rtl w:val="0"/>
-              </w:rPr>
-            </w:r>
-          </w:p>
-        </w:tc>
-      </w:tr>
-      <w:tr>
-        <w:trPr>
-          <w:cantSplit w:val="0"/>
-          <w:tblHeader w:val="0"/>
-        </w:trPr>
-        <w:tc>
-          <w:tcPr/>
-          <w:p>
-            <w:pPr>
-              <w:jc w:val="both"/>
-              <w:rPr>
-                <w:rFonts w:ascii="Calibri" w:cs="Calibri" w:eastAsia="Calibri" w:hAnsi="Calibri"/>
-                <w:i w:val="1"/>
-                <w:iCs w:val="1"/>
-                <w:color w:val="548dd4"/>
-                <w:sz w:val="18"/>
-                <w:szCs w:val="18"/>
-              </w:rPr>
-            </w:pPr>
-            <w:r>
-              <w:rPr>
-                <w:rtl w:val="0"/>
-              </w:rPr>
-            </w:r>
-          </w:p>
-        </w:tc>
-        <w:tc>
-          <w:tcPr/>
-          <w:p>
-            <w:pPr>
-              <w:jc w:val="both"/>
-              <w:rPr>
-                <w:rFonts w:ascii="Calibri" w:cs="Calibri" w:eastAsia="Calibri" w:hAnsi="Calibri"/>
-                <w:i w:val="1"/>
-                <w:iCs w:val="1"/>
-                <w:color w:val="548dd4"/>
-                <w:sz w:val="18"/>
-                <w:szCs w:val="18"/>
-              </w:rPr>
-            </w:pPr>
-            <w:r>
-              <w:rPr>
-                <w:rtl w:val="0"/>
-              </w:rPr>
-            </w:r>
-          </w:p>
-        </w:tc>
-        <w:tc>
-          <w:tcPr/>
-          <w:p>
-            <w:pPr>
-              <w:jc w:val="both"/>
-              <w:rPr>
-                <w:rFonts w:ascii="Calibri" w:cs="Calibri" w:eastAsia="Calibri" w:hAnsi="Calibri"/>
-                <w:i w:val="1"/>
-                <w:iCs w:val="1"/>
-                <w:color w:val="548dd4"/>
-                <w:sz w:val="18"/>
-                <w:szCs w:val="18"/>
-              </w:rPr>
-            </w:pPr>
-            <w:r>
-              <w:rPr>
-                <w:rtl w:val="0"/>
-              </w:rPr>
-            </w:r>
-          </w:p>
-        </w:tc>
-        <w:tc>
-          <w:tcPr/>
-          <w:p>
-            <w:pPr>
-              <w:jc w:val="both"/>
-              <w:rPr>
-                <w:rFonts w:ascii="Calibri" w:cs="Calibri" w:eastAsia="Calibri" w:hAnsi="Calibri"/>
-                <w:i w:val="1"/>
-                <w:iCs w:val="1"/>
-                <w:color w:val="548dd4"/>
-                <w:sz w:val="18"/>
-                <w:szCs w:val="18"/>
-              </w:rPr>
-            </w:pPr>
-            <w:r>
-              <w:rPr>
-                <w:rtl w:val="0"/>
-              </w:rPr>
-            </w:r>
-          </w:p>
-        </w:tc>
-        <w:tc>
-          <w:tcPr>
-            <w:tcBorders>
-              <w:right w:color="ffffff" w:space="0" w:sz="4" w:val="single"/>
-            </w:tcBorders>
-          </w:tcPr>
-          <w:p>
-            <w:pPr>
-              <w:jc w:val="both"/>
-              <w:rPr>
-                <w:rFonts w:ascii="Calibri" w:cs="Calibri" w:eastAsia="Calibri" w:hAnsi="Calibri"/>
-                <w:i w:val="1"/>
-                <w:iCs w:val="1"/>
-                <w:color w:val="548dd4"/>
-                <w:sz w:val="18"/>
-                <w:szCs w:val="18"/>
-              </w:rPr>
-            </w:pPr>
-            <w:r>
-              <w:rPr>
-                <w:rtl w:val="0"/>
-              </w:rPr>
-            </w:r>
-          </w:p>
-        </w:tc>
-        <w:tc>
-          <w:tcPr>
-            <w:tcBorders>
-              <w:left w:color="ffffff" w:space="0" w:sz="4" w:val="single"/>
-            </w:tcBorders>
-            <w:shd w:fill="d9d9d9" w:val="clear"/>
-          </w:tcPr>
-          <w:p>
-            <w:pPr>
-              <w:jc w:val="both"/>
-              <w:rPr>
-                <w:rFonts w:ascii="Calibri" w:cs="Calibri" w:eastAsia="Calibri" w:hAnsi="Calibri"/>
-                <w:i w:val="1"/>
-                <w:iCs w:val="1"/>
-                <w:color w:val="548dd4"/>
-                <w:sz w:val="18"/>
-                <w:szCs w:val="18"/>
-              </w:rPr>
-            </w:pPr>
-            <w:r>
-              <w:rPr>
-                <w:rtl w:val="0"/>
-              </w:rPr>
-            </w:r>
-          </w:p>
-        </w:tc>
-        <w:tc>
-          <w:tcPr/>
-          <w:p>
-            <w:pPr>
-              <w:jc w:val="both"/>
-              <w:rPr>
-                <w:rFonts w:ascii="Calibri" w:cs="Calibri" w:eastAsia="Calibri" w:hAnsi="Calibri"/>
-                <w:i w:val="1"/>
-                <w:iCs w:val="1"/>
-                <w:color w:val="548dd4"/>
-                <w:sz w:val="18"/>
-                <w:szCs w:val="18"/>
               </w:rPr>
             </w:pPr>
             <w:r>
@@ -5204,7 +4822,7 @@
                 <w:szCs w:val="28"/>
                 <w:rtl w:val="0"/>
               </w:rPr>
-              <w:t xml:space="preserve">8. Carta Gantt </w:t>
+              <w:t xml:space="preserve">7. Plan de Trabajo</w:t>
             </w:r>
           </w:p>
         </w:tc>
@@ -5224,7 +4842,1002 @@
             <w:pPr>
               <w:keepNext w:val="0"/>
               <w:keepLines w:val="0"/>
-              <w:pageBreakBefore w:val="0"/>
+              <w:widowControl w:val="1"/>
+              <w:pBdr>
+                <w:top w:space="0" w:sz="0" w:val="nil"/>
+                <w:left w:space="0" w:sz="0" w:val="nil"/>
+                <w:bottom w:space="0" w:sz="0" w:val="nil"/>
+                <w:right w:space="0" w:sz="0" w:val="nil"/>
+                <w:between w:space="0" w:sz="0" w:val="nil"/>
+              </w:pBdr>
+              <w:shd w:fill="auto" w:val="clear"/>
+              <w:tabs>
+                <w:tab w:val="center" w:leader="none" w:pos="4419"/>
+                <w:tab w:val="right" w:leader="none" w:pos="8838"/>
+              </w:tabs>
+              <w:spacing w:after="0" w:before="0" w:line="240" w:lineRule="auto"/>
+              <w:ind w:left="0" w:right="0" w:firstLine="0"/>
+              <w:jc w:val="both"/>
+              <w:rPr>
+                <w:rFonts w:ascii="Calibri" w:cs="Calibri" w:eastAsia="Calibri" w:hAnsi="Calibri"/>
+                <w:b w:val="0"/>
+                <w:bCs w:val="0"/>
+                <w:i w:val="0"/>
+                <w:iCs w:val="0"/>
+                <w:smallCaps w:val="0"/>
+                <w:strike w:val="0"/>
+                <w:color w:val="1f3864"/>
+                <w:sz w:val="22"/>
+                <w:szCs w:val="22"/>
+                <w:u w:val="none"/>
+                <w:shd w:fill="auto" w:val="clear"/>
+                <w:vertAlign w:val="baseline"/>
+              </w:rPr>
+            </w:pPr>
+            <w:r>
+              <w:rPr>
+                <w:rFonts w:ascii="Calibri" w:cs="Calibri" w:eastAsia="Calibri" w:hAnsi="Calibri"/>
+                <w:b w:val="0"/>
+                <w:bCs w:val="0"/>
+                <w:i w:val="0"/>
+                <w:iCs w:val="0"/>
+                <w:smallCaps w:val="0"/>
+                <w:strike w:val="0"/>
+                <w:color w:val="1f3864"/>
+                <w:sz w:val="22"/>
+                <w:szCs w:val="22"/>
+                <w:u w:val="none"/>
+                <w:shd w:fill="auto" w:val="clear"/>
+                <w:vertAlign w:val="baseline"/>
+                <w:rtl w:val="0"/>
+              </w:rPr>
+              <w:t xml:space="preserve">En la siguiente tabla define la planificación de tu Proyecto APT de acuerdo a lo requerido.</w:t>
+            </w:r>
+          </w:p>
+        </w:tc>
+      </w:tr>
+    </w:tbl>
+    <w:p>
+      <w:pPr>
+        <w:spacing w:after="0" w:line="360" w:lineRule="auto"/>
+        <w:jc w:val="both"/>
+        <w:rPr>
+          <w:b w:val="1"/>
+          <w:bCs w:val="1"/>
+          <w:sz w:val="24"/>
+          <w:szCs w:val="24"/>
+        </w:rPr>
+      </w:pPr>
+      <w:r>
+        <w:rPr>
+          <w:rtl w:val="0"/>
+        </w:rPr>
+      </w:r>
+    </w:p>
+    <w:tbl>
+      <w:tblPr>
+        <w:tblStyle w:val="Table16"/>
+        <w:tblW w:w="11061.0" w:type="dxa"/>
+        <w:jc w:val="center"/>
+        <w:tblBorders>
+          <w:top w:color="bfbfbf" w:space="0" w:sz="4" w:val="single"/>
+          <w:left w:color="bfbfbf" w:space="0" w:sz="4" w:val="single"/>
+          <w:bottom w:color="bfbfbf" w:space="0" w:sz="4" w:val="single"/>
+          <w:right w:color="bfbfbf" w:space="0" w:sz="4" w:val="single"/>
+          <w:insideH w:color="bfbfbf" w:space="0" w:sz="4" w:val="single"/>
+          <w:insideV w:color="bfbfbf" w:space="0" w:sz="4" w:val="single"/>
+        </w:tblBorders>
+        <w:tblLayout w:type="fixed"/>
+        <w:tblLook w:val="0400"/>
+      </w:tblPr>
+      <w:tblGrid>
+        <w:gridCol w:w="1580"/>
+        <w:gridCol w:w="1580"/>
+        <w:gridCol w:w="1580"/>
+        <w:gridCol w:w="1580"/>
+        <w:gridCol w:w="1580"/>
+        <w:gridCol w:w="1580"/>
+        <w:gridCol w:w="1581"/>
+        <w:tblGridChange w:id="0">
+          <w:tblGrid>
+            <w:gridCol w:w="1580"/>
+            <w:gridCol w:w="1580"/>
+            <w:gridCol w:w="1580"/>
+            <w:gridCol w:w="1580"/>
+            <w:gridCol w:w="1580"/>
+            <w:gridCol w:w="1580"/>
+            <w:gridCol w:w="1581"/>
+          </w:tblGrid>
+        </w:tblGridChange>
+      </w:tblGrid>
+      <w:tr>
+        <w:trPr>
+          <w:cantSplit w:val="0"/>
+          <w:tblHeader w:val="0"/>
+        </w:trPr>
+        <w:tc>
+          <w:tcPr>
+            <w:gridSpan w:val="7"/>
+          </w:tcPr>
+          <w:p>
+            <w:pPr>
+              <w:jc w:val="center"/>
+              <w:rPr>
+                <w:rFonts w:ascii="Calibri" w:cs="Calibri" w:eastAsia="Calibri" w:hAnsi="Calibri"/>
+                <w:color w:val="1f3864"/>
+              </w:rPr>
+            </w:pPr>
+            <w:r>
+              <w:rPr>
+                <w:rFonts w:ascii="Calibri" w:cs="Calibri" w:eastAsia="Calibri" w:hAnsi="Calibri"/>
+                <w:b w:val="1"/>
+                <w:bCs w:val="1"/>
+                <w:color w:val="1f3864"/>
+                <w:rtl w:val="0"/>
+              </w:rPr>
+              <w:t xml:space="preserve">Plan de Trabajo Proyecto APT</w:t>
+            </w:r>
+            <w:r>
+              <w:rPr>
+                <w:rtl w:val="0"/>
+              </w:rPr>
+            </w:r>
+          </w:p>
+        </w:tc>
+      </w:tr>
+      <w:tr>
+        <w:trPr>
+          <w:cantSplit w:val="0"/>
+          <w:tblHeader w:val="0"/>
+        </w:trPr>
+        <w:tc>
+          <w:tcPr/>
+          <w:p>
+            <w:pPr>
+              <w:jc w:val="center"/>
+              <w:rPr>
+                <w:rFonts w:ascii="Calibri" w:cs="Calibri" w:eastAsia="Calibri" w:hAnsi="Calibri"/>
+                <w:color w:val="1f3864"/>
+                <w:sz w:val="18"/>
+                <w:szCs w:val="18"/>
+              </w:rPr>
+            </w:pPr>
+            <w:r>
+              <w:rPr>
+                <w:rFonts w:ascii="Calibri" w:cs="Calibri" w:eastAsia="Calibri" w:hAnsi="Calibri"/>
+                <w:color w:val="1f3864"/>
+                <w:sz w:val="18"/>
+                <w:szCs w:val="18"/>
+                <w:rtl w:val="0"/>
+              </w:rPr>
+              <w:t xml:space="preserve">Competencia o unidades de competencias</w:t>
+            </w:r>
+          </w:p>
+        </w:tc>
+        <w:tc>
+          <w:tcPr>
+            <w:vAlign w:val="center"/>
+          </w:tcPr>
+          <w:p>
+            <w:pPr>
+              <w:jc w:val="center"/>
+              <w:rPr>
+                <w:rFonts w:ascii="Calibri" w:cs="Calibri" w:eastAsia="Calibri" w:hAnsi="Calibri"/>
+                <w:color w:val="1f3864"/>
+              </w:rPr>
+            </w:pPr>
+            <w:r>
+              <w:rPr>
+                <w:rFonts w:ascii="Calibri" w:cs="Calibri" w:eastAsia="Calibri" w:hAnsi="Calibri"/>
+                <w:color w:val="1f3864"/>
+                <w:rtl w:val="0"/>
+              </w:rPr>
+              <w:t xml:space="preserve">Nombre de  Actividades/Tareas</w:t>
+            </w:r>
+          </w:p>
+        </w:tc>
+        <w:tc>
+          <w:tcPr>
+            <w:vAlign w:val="center"/>
+          </w:tcPr>
+          <w:p>
+            <w:pPr>
+              <w:jc w:val="center"/>
+              <w:rPr>
+                <w:rFonts w:ascii="Calibri" w:cs="Calibri" w:eastAsia="Calibri" w:hAnsi="Calibri"/>
+                <w:color w:val="1f3864"/>
+              </w:rPr>
+            </w:pPr>
+            <w:r>
+              <w:rPr>
+                <w:rFonts w:ascii="Calibri" w:cs="Calibri" w:eastAsia="Calibri" w:hAnsi="Calibri"/>
+                <w:color w:val="1f3864"/>
+                <w:rtl w:val="0"/>
+              </w:rPr>
+              <w:t xml:space="preserve">Descripción Actividades/Tareas</w:t>
+            </w:r>
+          </w:p>
+        </w:tc>
+        <w:tc>
+          <w:tcPr>
+            <w:vAlign w:val="center"/>
+          </w:tcPr>
+          <w:p>
+            <w:pPr>
+              <w:jc w:val="center"/>
+              <w:rPr>
+                <w:rFonts w:ascii="Calibri" w:cs="Calibri" w:eastAsia="Calibri" w:hAnsi="Calibri"/>
+                <w:color w:val="1f3864"/>
+              </w:rPr>
+            </w:pPr>
+            <w:r>
+              <w:rPr>
+                <w:rFonts w:ascii="Calibri" w:cs="Calibri" w:eastAsia="Calibri" w:hAnsi="Calibri"/>
+                <w:color w:val="1f3864"/>
+                <w:rtl w:val="0"/>
+              </w:rPr>
+              <w:t xml:space="preserve">Recursos</w:t>
+            </w:r>
+          </w:p>
+        </w:tc>
+        <w:tc>
+          <w:tcPr>
+            <w:tcBorders>
+              <w:right w:color="ffffff" w:space="0" w:sz="4" w:val="single"/>
+            </w:tcBorders>
+            <w:vAlign w:val="center"/>
+          </w:tcPr>
+          <w:p>
+            <w:pPr>
+              <w:jc w:val="center"/>
+              <w:rPr>
+                <w:rFonts w:ascii="Calibri" w:cs="Calibri" w:eastAsia="Calibri" w:hAnsi="Calibri"/>
+                <w:color w:val="1f3864"/>
+              </w:rPr>
+            </w:pPr>
+            <w:r>
+              <w:rPr>
+                <w:rFonts w:ascii="Calibri" w:cs="Calibri" w:eastAsia="Calibri" w:hAnsi="Calibri"/>
+                <w:color w:val="1f3864"/>
+                <w:rtl w:val="0"/>
+              </w:rPr>
+              <w:t xml:space="preserve">Duración de la actividad</w:t>
+            </w:r>
+          </w:p>
+          <w:p>
+            <w:pPr>
+              <w:jc w:val="center"/>
+              <w:rPr>
+                <w:rFonts w:ascii="Calibri" w:cs="Calibri" w:eastAsia="Calibri" w:hAnsi="Calibri"/>
+                <w:color w:val="1f3864"/>
+              </w:rPr>
+            </w:pPr>
+            <w:r>
+              <w:rPr>
+                <w:rtl w:val="0"/>
+              </w:rPr>
+            </w:r>
+          </w:p>
+        </w:tc>
+        <w:tc>
+          <w:tcPr>
+            <w:tcBorders>
+              <w:left w:color="ffffff" w:space="0" w:sz="4" w:val="single"/>
+            </w:tcBorders>
+            <w:shd w:fill="d9d9d9" w:val="clear"/>
+            <w:vAlign w:val="center"/>
+          </w:tcPr>
+          <w:p>
+            <w:pPr>
+              <w:jc w:val="center"/>
+              <w:rPr>
+                <w:rFonts w:ascii="Calibri" w:cs="Calibri" w:eastAsia="Calibri" w:hAnsi="Calibri"/>
+                <w:color w:val="1f3864"/>
+              </w:rPr>
+            </w:pPr>
+            <w:r>
+              <w:rPr>
+                <w:rFonts w:ascii="Calibri" w:cs="Calibri" w:eastAsia="Calibri" w:hAnsi="Calibri"/>
+                <w:color w:val="1f3864"/>
+                <w:rtl w:val="0"/>
+              </w:rPr>
+              <w:t xml:space="preserve">Responsable</w:t>
+            </w:r>
+            <w:r>
+              <w:rPr>
+                <w:rFonts w:ascii="Calibri" w:cs="Calibri" w:eastAsia="Calibri" w:hAnsi="Calibri"/>
+                <w:color w:val="1f3864"/>
+                <w:vertAlign w:val="superscript"/>
+              </w:rPr>
+              <w:footnoteReference w:customMarkFollows="0" w:id="0"/>
+            </w:r>
+            <w:r>
+              <w:rPr>
+                <w:rtl w:val="0"/>
+              </w:rPr>
+            </w:r>
+          </w:p>
+        </w:tc>
+        <w:tc>
+          <w:tcPr>
+            <w:vAlign w:val="center"/>
+          </w:tcPr>
+          <w:p>
+            <w:pPr>
+              <w:jc w:val="center"/>
+              <w:rPr>
+                <w:rFonts w:ascii="Calibri" w:cs="Calibri" w:eastAsia="Calibri" w:hAnsi="Calibri"/>
+                <w:color w:val="1f3864"/>
+              </w:rPr>
+            </w:pPr>
+            <w:r>
+              <w:rPr>
+                <w:rFonts w:ascii="Calibri" w:cs="Calibri" w:eastAsia="Calibri" w:hAnsi="Calibri"/>
+                <w:color w:val="1f3864"/>
+                <w:rtl w:val="0"/>
+              </w:rPr>
+              <w:t xml:space="preserve">Observaciones</w:t>
+            </w:r>
+          </w:p>
+        </w:tc>
+      </w:tr>
+      <w:tr>
+        <w:trPr>
+          <w:cantSplit w:val="0"/>
+          <w:tblHeader w:val="0"/>
+        </w:trPr>
+        <w:tc>
+          <w:tcPr/>
+          <w:p>
+            <w:pPr>
+              <w:jc w:val="both"/>
+              <w:rPr>
+                <w:rFonts w:ascii="Calibri" w:cs="Calibri" w:eastAsia="Calibri" w:hAnsi="Calibri"/>
+                <w:i w:val="1"/>
+                <w:iCs w:val="1"/>
+                <w:color w:val="548dd4"/>
+                <w:sz w:val="18"/>
+                <w:szCs w:val="18"/>
+              </w:rPr>
+            </w:pPr>
+            <w:r>
+              <w:rPr>
+                <w:rFonts w:ascii="Calibri" w:cs="Calibri" w:eastAsia="Calibri" w:hAnsi="Calibri"/>
+                <w:i w:val="1"/>
+                <w:iCs w:val="1"/>
+                <w:color w:val="548dd4"/>
+                <w:sz w:val="18"/>
+                <w:szCs w:val="18"/>
+                <w:rtl w:val="0"/>
+              </w:rPr>
+              <w:t xml:space="preserve">Nombra las competencias o unidades de competencias que se relacionan con las diferentes actividades requeridas para el desarrollo de la actividad.</w:t>
+            </w:r>
+          </w:p>
+        </w:tc>
+        <w:tc>
+          <w:tcPr/>
+          <w:p>
+            <w:pPr>
+              <w:jc w:val="both"/>
+              <w:rPr>
+                <w:b w:val="1"/>
+                <w:bCs w:val="1"/>
+                <w:sz w:val="18"/>
+                <w:szCs w:val="18"/>
+              </w:rPr>
+            </w:pPr>
+            <w:r>
+              <w:rPr>
+                <w:rFonts w:ascii="Calibri" w:cs="Calibri" w:eastAsia="Calibri" w:hAnsi="Calibri"/>
+                <w:i w:val="1"/>
+                <w:iCs w:val="1"/>
+                <w:color w:val="548dd4"/>
+                <w:sz w:val="18"/>
+                <w:szCs w:val="18"/>
+                <w:rtl w:val="0"/>
+              </w:rPr>
+              <w:t xml:space="preserve">Señale el nombre de la tarea o actividad.</w:t>
+            </w:r>
+            <w:r>
+              <w:rPr>
+                <w:rtl w:val="0"/>
+              </w:rPr>
+            </w:r>
+          </w:p>
+        </w:tc>
+        <w:tc>
+          <w:tcPr/>
+          <w:p>
+            <w:pPr>
+              <w:jc w:val="both"/>
+              <w:rPr>
+                <w:b w:val="1"/>
+                <w:bCs w:val="1"/>
+                <w:sz w:val="18"/>
+                <w:szCs w:val="18"/>
+              </w:rPr>
+            </w:pPr>
+            <w:r>
+              <w:rPr>
+                <w:rFonts w:ascii="Calibri" w:cs="Calibri" w:eastAsia="Calibri" w:hAnsi="Calibri"/>
+                <w:i w:val="1"/>
+                <w:iCs w:val="1"/>
+                <w:color w:val="548dd4"/>
+                <w:sz w:val="18"/>
+                <w:szCs w:val="18"/>
+                <w:rtl w:val="0"/>
+              </w:rPr>
+              <w:t xml:space="preserve">Describe la tarea o actividad.</w:t>
+            </w:r>
+            <w:r>
+              <w:rPr>
+                <w:rtl w:val="0"/>
+              </w:rPr>
+            </w:r>
+          </w:p>
+        </w:tc>
+        <w:tc>
+          <w:tcPr/>
+          <w:p>
+            <w:pPr>
+              <w:jc w:val="both"/>
+              <w:rPr>
+                <w:rFonts w:ascii="Calibri" w:cs="Calibri" w:eastAsia="Calibri" w:hAnsi="Calibri"/>
+                <w:i w:val="1"/>
+                <w:iCs w:val="1"/>
+                <w:color w:val="548dd4"/>
+                <w:sz w:val="18"/>
+                <w:szCs w:val="18"/>
+              </w:rPr>
+            </w:pPr>
+            <w:r>
+              <w:rPr>
+                <w:rFonts w:ascii="Calibri" w:cs="Calibri" w:eastAsia="Calibri" w:hAnsi="Calibri"/>
+                <w:i w:val="1"/>
+                <w:iCs w:val="1"/>
+                <w:color w:val="548dd4"/>
+                <w:sz w:val="18"/>
+                <w:szCs w:val="18"/>
+                <w:rtl w:val="0"/>
+              </w:rPr>
+              <w:t xml:space="preserve">Nombra los recursos necesarios para llevar a cabo las actividades definidas.</w:t>
+            </w:r>
+          </w:p>
+        </w:tc>
+        <w:tc>
+          <w:tcPr>
+            <w:tcBorders>
+              <w:right w:color="ffffff" w:space="0" w:sz="4" w:val="single"/>
+            </w:tcBorders>
+          </w:tcPr>
+          <w:p>
+            <w:pPr>
+              <w:jc w:val="both"/>
+              <w:rPr>
+                <w:rFonts w:ascii="Calibri" w:cs="Calibri" w:eastAsia="Calibri" w:hAnsi="Calibri"/>
+                <w:i w:val="1"/>
+                <w:iCs w:val="1"/>
+                <w:color w:val="548dd4"/>
+                <w:sz w:val="18"/>
+                <w:szCs w:val="18"/>
+              </w:rPr>
+            </w:pPr>
+            <w:r>
+              <w:rPr>
+                <w:rFonts w:ascii="Calibri" w:cs="Calibri" w:eastAsia="Calibri" w:hAnsi="Calibri"/>
+                <w:i w:val="1"/>
+                <w:iCs w:val="1"/>
+                <w:color w:val="548dd4"/>
+                <w:sz w:val="18"/>
+                <w:szCs w:val="18"/>
+                <w:rtl w:val="0"/>
+              </w:rPr>
+              <w:t xml:space="preserve">Escribe la duración de actividades o tarea.</w:t>
+            </w:r>
+          </w:p>
+          <w:p>
+            <w:pPr>
+              <w:jc w:val="both"/>
+              <w:rPr>
+                <w:rFonts w:ascii="Calibri" w:cs="Calibri" w:eastAsia="Calibri" w:hAnsi="Calibri"/>
+                <w:i w:val="1"/>
+                <w:iCs w:val="1"/>
+                <w:color w:val="548dd4"/>
+                <w:sz w:val="18"/>
+                <w:szCs w:val="18"/>
+              </w:rPr>
+            </w:pPr>
+            <w:r>
+              <w:rPr>
+                <w:rtl w:val="0"/>
+              </w:rPr>
+            </w:r>
+          </w:p>
+        </w:tc>
+        <w:tc>
+          <w:tcPr>
+            <w:tcBorders>
+              <w:left w:color="ffffff" w:space="0" w:sz="4" w:val="single"/>
+            </w:tcBorders>
+            <w:shd w:fill="d9d9d9" w:val="clear"/>
+          </w:tcPr>
+          <w:p>
+            <w:pPr>
+              <w:jc w:val="both"/>
+              <w:rPr>
+                <w:b w:val="1"/>
+                <w:bCs w:val="1"/>
+                <w:sz w:val="18"/>
+                <w:szCs w:val="18"/>
+              </w:rPr>
+            </w:pPr>
+            <w:r>
+              <w:rPr>
+                <w:rFonts w:ascii="Calibri" w:cs="Calibri" w:eastAsia="Calibri" w:hAnsi="Calibri"/>
+                <w:i w:val="1"/>
+                <w:iCs w:val="1"/>
+                <w:color w:val="548dd4"/>
+                <w:sz w:val="18"/>
+                <w:szCs w:val="18"/>
+                <w:rtl w:val="0"/>
+              </w:rPr>
+              <w:t xml:space="preserve">Escribe el nombre del integrante del equipo responsable de la actividad y tareas asociadas.</w:t>
+            </w:r>
+            <w:r>
+              <w:rPr>
+                <w:rtl w:val="0"/>
+              </w:rPr>
+            </w:r>
+          </w:p>
+        </w:tc>
+        <w:tc>
+          <w:tcPr/>
+          <w:p>
+            <w:pPr>
+              <w:jc w:val="both"/>
+              <w:rPr>
+                <w:b w:val="1"/>
+                <w:bCs w:val="1"/>
+                <w:sz w:val="18"/>
+                <w:szCs w:val="18"/>
+              </w:rPr>
+            </w:pPr>
+            <w:r>
+              <w:rPr>
+                <w:rFonts w:ascii="Calibri" w:cs="Calibri" w:eastAsia="Calibri" w:hAnsi="Calibri"/>
+                <w:i w:val="1"/>
+                <w:iCs w:val="1"/>
+                <w:color w:val="548dd4"/>
+                <w:sz w:val="18"/>
+                <w:szCs w:val="18"/>
+                <w:rtl w:val="0"/>
+              </w:rPr>
+              <w:t xml:space="preserve">Escribe las dificultades o facilitadores que se podrían presentar durante la ejecución de cada una de las actividades propuestas para llevar a cabo el plan de trabajo.</w:t>
+            </w:r>
+            <w:r>
+              <w:rPr>
+                <w:rtl w:val="0"/>
+              </w:rPr>
+            </w:r>
+          </w:p>
+        </w:tc>
+      </w:tr>
+      <w:tr>
+        <w:trPr>
+          <w:cantSplit w:val="0"/>
+          <w:tblHeader w:val="0"/>
+        </w:trPr>
+        <w:tc>
+          <w:tcPr/>
+          <w:p>
+            <w:pPr>
+              <w:jc w:val="both"/>
+              <w:rPr>
+                <w:rFonts w:ascii="Calibri" w:cs="Calibri" w:eastAsia="Calibri" w:hAnsi="Calibri"/>
+                <w:i w:val="1"/>
+                <w:iCs w:val="1"/>
+                <w:color w:val="548dd4"/>
+                <w:sz w:val="18"/>
+                <w:szCs w:val="18"/>
+              </w:rPr>
+            </w:pPr>
+            <w:r>
+              <w:rPr>
+                <w:rtl w:val="0"/>
+              </w:rPr>
+            </w:r>
+          </w:p>
+        </w:tc>
+        <w:tc>
+          <w:tcPr/>
+          <w:p>
+            <w:pPr>
+              <w:jc w:val="both"/>
+              <w:rPr>
+                <w:rFonts w:ascii="Calibri" w:cs="Calibri" w:eastAsia="Calibri" w:hAnsi="Calibri"/>
+                <w:i w:val="1"/>
+                <w:iCs w:val="1"/>
+                <w:color w:val="548dd4"/>
+                <w:sz w:val="18"/>
+                <w:szCs w:val="18"/>
+              </w:rPr>
+            </w:pPr>
+            <w:r>
+              <w:rPr>
+                <w:rtl w:val="0"/>
+              </w:rPr>
+            </w:r>
+          </w:p>
+        </w:tc>
+        <w:tc>
+          <w:tcPr/>
+          <w:p>
+            <w:pPr>
+              <w:jc w:val="both"/>
+              <w:rPr>
+                <w:rFonts w:ascii="Calibri" w:cs="Calibri" w:eastAsia="Calibri" w:hAnsi="Calibri"/>
+                <w:i w:val="1"/>
+                <w:iCs w:val="1"/>
+                <w:color w:val="548dd4"/>
+                <w:sz w:val="18"/>
+                <w:szCs w:val="18"/>
+              </w:rPr>
+            </w:pPr>
+            <w:r>
+              <w:rPr>
+                <w:rtl w:val="0"/>
+              </w:rPr>
+            </w:r>
+          </w:p>
+        </w:tc>
+        <w:tc>
+          <w:tcPr/>
+          <w:p>
+            <w:pPr>
+              <w:jc w:val="both"/>
+              <w:rPr>
+                <w:rFonts w:ascii="Calibri" w:cs="Calibri" w:eastAsia="Calibri" w:hAnsi="Calibri"/>
+                <w:i w:val="1"/>
+                <w:iCs w:val="1"/>
+                <w:color w:val="548dd4"/>
+                <w:sz w:val="18"/>
+                <w:szCs w:val="18"/>
+              </w:rPr>
+            </w:pPr>
+            <w:r>
+              <w:rPr>
+                <w:rtl w:val="0"/>
+              </w:rPr>
+            </w:r>
+          </w:p>
+        </w:tc>
+        <w:tc>
+          <w:tcPr>
+            <w:tcBorders>
+              <w:right w:color="ffffff" w:space="0" w:sz="4" w:val="single"/>
+            </w:tcBorders>
+          </w:tcPr>
+          <w:p>
+            <w:pPr>
+              <w:jc w:val="both"/>
+              <w:rPr>
+                <w:rFonts w:ascii="Calibri" w:cs="Calibri" w:eastAsia="Calibri" w:hAnsi="Calibri"/>
+                <w:i w:val="1"/>
+                <w:iCs w:val="1"/>
+                <w:color w:val="548dd4"/>
+                <w:sz w:val="18"/>
+                <w:szCs w:val="18"/>
+              </w:rPr>
+            </w:pPr>
+            <w:r>
+              <w:rPr>
+                <w:rtl w:val="0"/>
+              </w:rPr>
+            </w:r>
+          </w:p>
+        </w:tc>
+        <w:tc>
+          <w:tcPr>
+            <w:tcBorders>
+              <w:left w:color="ffffff" w:space="0" w:sz="4" w:val="single"/>
+            </w:tcBorders>
+            <w:shd w:fill="d9d9d9" w:val="clear"/>
+          </w:tcPr>
+          <w:p>
+            <w:pPr>
+              <w:jc w:val="both"/>
+              <w:rPr>
+                <w:rFonts w:ascii="Calibri" w:cs="Calibri" w:eastAsia="Calibri" w:hAnsi="Calibri"/>
+                <w:i w:val="1"/>
+                <w:iCs w:val="1"/>
+                <w:color w:val="548dd4"/>
+                <w:sz w:val="18"/>
+                <w:szCs w:val="18"/>
+              </w:rPr>
+            </w:pPr>
+            <w:r>
+              <w:rPr>
+                <w:rtl w:val="0"/>
+              </w:rPr>
+            </w:r>
+          </w:p>
+        </w:tc>
+        <w:tc>
+          <w:tcPr/>
+          <w:p>
+            <w:pPr>
+              <w:jc w:val="both"/>
+              <w:rPr>
+                <w:rFonts w:ascii="Calibri" w:cs="Calibri" w:eastAsia="Calibri" w:hAnsi="Calibri"/>
+                <w:i w:val="1"/>
+                <w:iCs w:val="1"/>
+                <w:color w:val="548dd4"/>
+                <w:sz w:val="18"/>
+                <w:szCs w:val="18"/>
+              </w:rPr>
+            </w:pPr>
+            <w:r>
+              <w:rPr>
+                <w:rtl w:val="0"/>
+              </w:rPr>
+            </w:r>
+          </w:p>
+        </w:tc>
+      </w:tr>
+      <w:tr>
+        <w:trPr>
+          <w:cantSplit w:val="0"/>
+          <w:tblHeader w:val="0"/>
+        </w:trPr>
+        <w:tc>
+          <w:tcPr/>
+          <w:p>
+            <w:pPr>
+              <w:jc w:val="both"/>
+              <w:rPr>
+                <w:rFonts w:ascii="Calibri" w:cs="Calibri" w:eastAsia="Calibri" w:hAnsi="Calibri"/>
+                <w:i w:val="1"/>
+                <w:iCs w:val="1"/>
+                <w:color w:val="548dd4"/>
+                <w:sz w:val="18"/>
+                <w:szCs w:val="18"/>
+              </w:rPr>
+            </w:pPr>
+            <w:r>
+              <w:rPr>
+                <w:rtl w:val="0"/>
+              </w:rPr>
+            </w:r>
+          </w:p>
+        </w:tc>
+        <w:tc>
+          <w:tcPr/>
+          <w:p>
+            <w:pPr>
+              <w:jc w:val="both"/>
+              <w:rPr>
+                <w:rFonts w:ascii="Calibri" w:cs="Calibri" w:eastAsia="Calibri" w:hAnsi="Calibri"/>
+                <w:i w:val="1"/>
+                <w:iCs w:val="1"/>
+                <w:color w:val="548dd4"/>
+                <w:sz w:val="18"/>
+                <w:szCs w:val="18"/>
+              </w:rPr>
+            </w:pPr>
+            <w:r>
+              <w:rPr>
+                <w:rtl w:val="0"/>
+              </w:rPr>
+            </w:r>
+          </w:p>
+        </w:tc>
+        <w:tc>
+          <w:tcPr/>
+          <w:p>
+            <w:pPr>
+              <w:jc w:val="both"/>
+              <w:rPr>
+                <w:rFonts w:ascii="Calibri" w:cs="Calibri" w:eastAsia="Calibri" w:hAnsi="Calibri"/>
+                <w:i w:val="1"/>
+                <w:iCs w:val="1"/>
+                <w:color w:val="548dd4"/>
+                <w:sz w:val="18"/>
+                <w:szCs w:val="18"/>
+              </w:rPr>
+            </w:pPr>
+            <w:r>
+              <w:rPr>
+                <w:rtl w:val="0"/>
+              </w:rPr>
+            </w:r>
+          </w:p>
+        </w:tc>
+        <w:tc>
+          <w:tcPr/>
+          <w:p>
+            <w:pPr>
+              <w:jc w:val="both"/>
+              <w:rPr>
+                <w:rFonts w:ascii="Calibri" w:cs="Calibri" w:eastAsia="Calibri" w:hAnsi="Calibri"/>
+                <w:i w:val="1"/>
+                <w:iCs w:val="1"/>
+                <w:color w:val="548dd4"/>
+                <w:sz w:val="18"/>
+                <w:szCs w:val="18"/>
+              </w:rPr>
+            </w:pPr>
+            <w:r>
+              <w:rPr>
+                <w:rtl w:val="0"/>
+              </w:rPr>
+            </w:r>
+          </w:p>
+        </w:tc>
+        <w:tc>
+          <w:tcPr>
+            <w:tcBorders>
+              <w:right w:color="ffffff" w:space="0" w:sz="4" w:val="single"/>
+            </w:tcBorders>
+          </w:tcPr>
+          <w:p>
+            <w:pPr>
+              <w:jc w:val="both"/>
+              <w:rPr>
+                <w:rFonts w:ascii="Calibri" w:cs="Calibri" w:eastAsia="Calibri" w:hAnsi="Calibri"/>
+                <w:i w:val="1"/>
+                <w:iCs w:val="1"/>
+                <w:color w:val="548dd4"/>
+                <w:sz w:val="18"/>
+                <w:szCs w:val="18"/>
+              </w:rPr>
+            </w:pPr>
+            <w:r>
+              <w:rPr>
+                <w:rtl w:val="0"/>
+              </w:rPr>
+            </w:r>
+          </w:p>
+        </w:tc>
+        <w:tc>
+          <w:tcPr>
+            <w:tcBorders>
+              <w:left w:color="ffffff" w:space="0" w:sz="4" w:val="single"/>
+            </w:tcBorders>
+            <w:shd w:fill="d9d9d9" w:val="clear"/>
+          </w:tcPr>
+          <w:p>
+            <w:pPr>
+              <w:jc w:val="both"/>
+              <w:rPr>
+                <w:rFonts w:ascii="Calibri" w:cs="Calibri" w:eastAsia="Calibri" w:hAnsi="Calibri"/>
+                <w:i w:val="1"/>
+                <w:iCs w:val="1"/>
+                <w:color w:val="548dd4"/>
+                <w:sz w:val="18"/>
+                <w:szCs w:val="18"/>
+              </w:rPr>
+            </w:pPr>
+            <w:r>
+              <w:rPr>
+                <w:rtl w:val="0"/>
+              </w:rPr>
+            </w:r>
+          </w:p>
+        </w:tc>
+        <w:tc>
+          <w:tcPr/>
+          <w:p>
+            <w:pPr>
+              <w:jc w:val="both"/>
+              <w:rPr>
+                <w:rFonts w:ascii="Calibri" w:cs="Calibri" w:eastAsia="Calibri" w:hAnsi="Calibri"/>
+                <w:i w:val="1"/>
+                <w:iCs w:val="1"/>
+                <w:color w:val="548dd4"/>
+                <w:sz w:val="18"/>
+                <w:szCs w:val="18"/>
+              </w:rPr>
+            </w:pPr>
+            <w:r>
+              <w:rPr>
+                <w:rtl w:val="0"/>
+              </w:rPr>
+            </w:r>
+          </w:p>
+        </w:tc>
+      </w:tr>
+    </w:tbl>
+    <w:p>
+      <w:pPr>
+        <w:spacing w:after="0" w:line="360" w:lineRule="auto"/>
+        <w:jc w:val="both"/>
+        <w:rPr>
+          <w:b w:val="1"/>
+          <w:bCs w:val="1"/>
+          <w:sz w:val="24"/>
+          <w:szCs w:val="24"/>
+        </w:rPr>
+      </w:pPr>
+      <w:r>
+        <w:rPr>
+          <w:rtl w:val="0"/>
+        </w:rPr>
+      </w:r>
+    </w:p>
+    <w:tbl>
+      <w:tblPr>
+        <w:tblStyle w:val="Table17"/>
+        <w:tblW w:w="9640.0" w:type="dxa"/>
+        <w:jc w:val="left"/>
+        <w:tblInd w:w="-714.0" w:type="dxa"/>
+        <w:tblBorders>
+          <w:top w:color="bfbfbf" w:space="0" w:sz="4" w:val="single"/>
+          <w:left w:color="bfbfbf" w:space="0" w:sz="4" w:val="single"/>
+          <w:bottom w:color="bfbfbf" w:space="0" w:sz="4" w:val="single"/>
+          <w:right w:color="bfbfbf" w:space="0" w:sz="4" w:val="single"/>
+          <w:insideH w:color="bfbfbf" w:space="0" w:sz="4" w:val="single"/>
+          <w:insideV w:color="bfbfbf" w:space="0" w:sz="4" w:val="single"/>
+        </w:tblBorders>
+        <w:tblLayout w:type="fixed"/>
+        <w:tblLook w:val="0400"/>
+      </w:tblPr>
+      <w:tblGrid>
+        <w:gridCol w:w="9640"/>
+        <w:tblGridChange w:id="0">
+          <w:tblGrid>
+            <w:gridCol w:w="9640"/>
+          </w:tblGrid>
+        </w:tblGridChange>
+      </w:tblGrid>
+      <w:tr>
+        <w:trPr>
+          <w:cantSplit w:val="0"/>
+          <w:trHeight w:val="440" w:hRule="atLeast"/>
+          <w:tblHeader w:val="0"/>
+        </w:trPr>
+        <w:tc>
+          <w:tcPr>
+            <w:vAlign w:val="center"/>
+          </w:tcPr>
+          <w:p>
+            <w:pPr>
+              <w:rPr>
+                <w:b w:val="1"/>
+                <w:bCs w:val="1"/>
+                <w:color w:val="1f3864"/>
+                <w:sz w:val="28"/>
+                <w:szCs w:val="28"/>
+              </w:rPr>
+            </w:pPr>
+            <w:r>
+              <w:rPr>
+                <w:b w:val="1"/>
+                <w:bCs w:val="1"/>
+                <w:color w:val="1f3864"/>
+                <w:sz w:val="28"/>
+                <w:szCs w:val="28"/>
+                <w:rtl w:val="0"/>
+              </w:rPr>
+              <w:t xml:space="preserve">8. Carta Gantt </w:t>
+            </w:r>
+          </w:p>
+        </w:tc>
+      </w:tr>
+      <w:tr>
+        <w:trPr>
+          <w:cantSplit w:val="0"/>
+          <w:trHeight w:val="440" w:hRule="atLeast"/>
+          <w:tblHeader w:val="0"/>
+        </w:trPr>
+        <w:tc>
+          <w:tcPr>
+            <w:shd w:fill="d9e2f3" w:val="clear"/>
+            <w:vAlign w:val="center"/>
+          </w:tcPr>
+          <w:p>
+            <w:pPr>
+              <w:keepNext w:val="0"/>
+              <w:keepLines w:val="0"/>
               <w:widowControl w:val="1"/>
               <w:pBdr>
                 <w:top w:space="0" w:sz="0" w:val="nil"/>
@@ -5316,7 +5929,7 @@
     </w:p>
     <w:tbl>
       <w:tblPr>
-        <w:tblStyle w:val="Table16"/>
+        <w:tblStyle w:val="Table18"/>
         <w:tblW w:w="10801.999999999998" w:type="dxa"/>
         <w:jc w:val="left"/>
         <w:tblInd w:w="-1160.0" w:type="dxa"/>
@@ -7182,7 +7795,7 @@
       </w:r>
     </w:p>
     <w:sectPr>
-      <w:headerReference r:id="rId8" w:type="default"/>
+      <w:headerReference r:id="rId10" w:type="default"/>
       <w:pgSz w:h="16838" w:w="11906" w:orient="portrait"/>
       <w:pgMar w:bottom="1417" w:top="1417" w:left="1701" w:right="1701" w:header="708" w:footer="708"/>
       <w:pgNumType w:start="1"/>
@@ -7198,7 +7811,6 @@
       <w:pPr>
         <w:keepNext w:val="0"/>
         <w:keepLines w:val="0"/>
-        <w:pageBreakBefore w:val="0"/>
         <w:widowControl w:val="1"/>
         <w:pBdr>
           <w:top w:space="0" w:sz="0" w:val="nil"/>
@@ -7283,7 +7895,6 @@
     <w:pPr>
       <w:keepNext w:val="0"/>
       <w:keepLines w:val="0"/>
-      <w:pageBreakBefore w:val="0"/>
       <w:widowControl w:val="0"/>
       <w:pBdr>
         <w:top w:space="0" w:sz="0" w:val="nil"/>
@@ -7320,7 +7931,7 @@
   </w:p>
   <w:tbl>
     <w:tblPr>
-      <w:tblStyle w:val="Table17"/>
+      <w:tblStyle w:val="Table19"/>
       <w:tblW w:w="9923.0" w:type="dxa"/>
       <w:jc w:val="left"/>
       <w:tblInd w:w="-709.0" w:type="dxa"/>
@@ -7437,7 +8048,7 @@
               <wp:inline distB="0" distT="0" distL="0" distR="0">
                 <wp:extent cx="1996440" cy="428625"/>
                 <wp:effectExtent b="0" l="0" r="0" t="0"/>
-                <wp:docPr descr="http://www.duoc.cl/normasgraficas/normasgraficas/marca-duoc/6logo-fondo-transparente/fondo-transparente.png" id="2" name="image1.png"/>
+                <wp:docPr descr="http://www.duoc.cl/normasgraficas/normasgraficas/marca-duoc/6logo-fondo-transparente/fondo-transparente.png" id="6" name="image1.png"/>
                 <a:graphic>
                   <a:graphicData uri="http://schemas.openxmlformats.org/drawingml/2006/picture">
                     <pic:pic>
@@ -7479,7 +8090,6 @@
     <w:pPr>
       <w:keepNext w:val="0"/>
       <w:keepLines w:val="0"/>
-      <w:pageBreakBefore w:val="0"/>
       <w:widowControl w:val="1"/>
       <w:pBdr>
         <w:top w:space="0" w:sz="0" w:val="nil"/>
@@ -7964,6 +8574,612 @@
       <w:szCs w:val="72"/>
     </w:rPr>
   </w:style>
+  <w:style w:type="table" w:styleId="TableNormal" w:default="1">
+    <w:name w:val="TableNormal"/>
+    <w:tblPr>
+      <w:tblCellMar>
+        <w:top w:w="100.0" w:type="dxa"/>
+        <w:left w:w="100.0" w:type="dxa"/>
+        <w:bottom w:w="100.0" w:type="dxa"/>
+        <w:right w:w="100.0" w:type="dxa"/>
+      </w:tblCellMar>
+    </w:tblPr>
+  </w:style>
+  <w:style w:type="paragraph" w:styleId="Normal" w:default="1">
+    <w:name w:val="normal"/>
+  </w:style>
+  <w:style w:type="table" w:styleId="TableNormal" w:default="1">
+    <w:name w:val="TableNormal"/>
+    <w:tblPr>
+      <w:tblCellMar>
+        <w:top w:w="100.0" w:type="dxa"/>
+        <w:left w:w="100.0" w:type="dxa"/>
+        <w:bottom w:w="100.0" w:type="dxa"/>
+        <w:right w:w="100.0" w:type="dxa"/>
+      </w:tblCellMar>
+    </w:tblPr>
+  </w:style>
+  <w:style w:type="paragraph" w:styleId="Normal" w:default="1">
+    <w:name w:val="normal"/>
+  </w:style>
+  <w:style w:type="table" w:styleId="Table1">
+    <w:basedOn w:val="TableNormal"/>
+    <w:rPr>
+      <w:sz w:val="22"/>
+      <w:szCs w:val="22"/>
+    </w:rPr>
+    <w:tblPr>
+      <w:tblStyleRowBandSize w:val="1"/>
+      <w:tblStyleColBandSize w:val="1"/>
+      <w:tblCellMar>
+        <w:top w:w="0.0" w:type="dxa"/>
+        <w:left w:w="108.0" w:type="dxa"/>
+        <w:bottom w:w="0.0" w:type="dxa"/>
+        <w:right w:w="108.0" w:type="dxa"/>
+      </w:tblCellMar>
+    </w:tblPr>
+  </w:style>
+  <w:style w:type="table" w:styleId="Table2">
+    <w:basedOn w:val="TableNormal"/>
+    <w:rPr>
+      <w:sz w:val="22"/>
+      <w:szCs w:val="22"/>
+    </w:rPr>
+    <w:tblPr>
+      <w:tblStyleRowBandSize w:val="1"/>
+      <w:tblStyleColBandSize w:val="1"/>
+      <w:tblCellMar>
+        <w:top w:w="0.0" w:type="dxa"/>
+        <w:left w:w="108.0" w:type="dxa"/>
+        <w:bottom w:w="0.0" w:type="dxa"/>
+        <w:right w:w="108.0" w:type="dxa"/>
+      </w:tblCellMar>
+    </w:tblPr>
+  </w:style>
+  <w:style w:type="table" w:styleId="Table3">
+    <w:basedOn w:val="TableNormal"/>
+    <w:rPr>
+      <w:sz w:val="22"/>
+      <w:szCs w:val="22"/>
+    </w:rPr>
+    <w:tblPr>
+      <w:tblStyleRowBandSize w:val="1"/>
+      <w:tblStyleColBandSize w:val="1"/>
+      <w:tblCellMar>
+        <w:top w:w="0.0" w:type="dxa"/>
+        <w:left w:w="108.0" w:type="dxa"/>
+        <w:bottom w:w="0.0" w:type="dxa"/>
+        <w:right w:w="108.0" w:type="dxa"/>
+      </w:tblCellMar>
+    </w:tblPr>
+  </w:style>
+  <w:style w:type="table" w:styleId="Table4">
+    <w:basedOn w:val="TableNormal"/>
+    <w:rPr>
+      <w:sz w:val="22"/>
+      <w:szCs w:val="22"/>
+    </w:rPr>
+    <w:tblPr>
+      <w:tblStyleRowBandSize w:val="1"/>
+      <w:tblStyleColBandSize w:val="1"/>
+      <w:tblCellMar>
+        <w:top w:w="0.0" w:type="dxa"/>
+        <w:left w:w="108.0" w:type="dxa"/>
+        <w:bottom w:w="0.0" w:type="dxa"/>
+        <w:right w:w="108.0" w:type="dxa"/>
+      </w:tblCellMar>
+    </w:tblPr>
+  </w:style>
+  <w:style w:type="table" w:styleId="Table5">
+    <w:basedOn w:val="TableNormal"/>
+    <w:rPr>
+      <w:sz w:val="22"/>
+      <w:szCs w:val="22"/>
+    </w:rPr>
+    <w:tblPr>
+      <w:tblStyleRowBandSize w:val="1"/>
+      <w:tblStyleColBandSize w:val="1"/>
+      <w:tblCellMar>
+        <w:top w:w="0.0" w:type="dxa"/>
+        <w:left w:w="108.0" w:type="dxa"/>
+        <w:bottom w:w="0.0" w:type="dxa"/>
+        <w:right w:w="108.0" w:type="dxa"/>
+      </w:tblCellMar>
+    </w:tblPr>
+  </w:style>
+  <w:style w:type="table" w:styleId="Table6">
+    <w:basedOn w:val="TableNormal"/>
+    <w:rPr>
+      <w:sz w:val="22"/>
+      <w:szCs w:val="22"/>
+    </w:rPr>
+    <w:tblPr>
+      <w:tblStyleRowBandSize w:val="1"/>
+      <w:tblStyleColBandSize w:val="1"/>
+      <w:tblCellMar>
+        <w:top w:w="0.0" w:type="dxa"/>
+        <w:left w:w="108.0" w:type="dxa"/>
+        <w:bottom w:w="0.0" w:type="dxa"/>
+        <w:right w:w="108.0" w:type="dxa"/>
+      </w:tblCellMar>
+    </w:tblPr>
+  </w:style>
+  <w:style w:type="table" w:styleId="Table7">
+    <w:basedOn w:val="TableNormal"/>
+    <w:rPr>
+      <w:sz w:val="22"/>
+      <w:szCs w:val="22"/>
+    </w:rPr>
+    <w:tblPr>
+      <w:tblStyleRowBandSize w:val="1"/>
+      <w:tblStyleColBandSize w:val="1"/>
+      <w:tblCellMar>
+        <w:top w:w="0.0" w:type="dxa"/>
+        <w:left w:w="108.0" w:type="dxa"/>
+        <w:bottom w:w="0.0" w:type="dxa"/>
+        <w:right w:w="108.0" w:type="dxa"/>
+      </w:tblCellMar>
+    </w:tblPr>
+  </w:style>
+  <w:style w:type="table" w:styleId="Table8">
+    <w:basedOn w:val="TableNormal"/>
+    <w:rPr>
+      <w:sz w:val="22"/>
+      <w:szCs w:val="22"/>
+    </w:rPr>
+    <w:tblPr>
+      <w:tblStyleRowBandSize w:val="1"/>
+      <w:tblStyleColBandSize w:val="1"/>
+      <w:tblCellMar>
+        <w:top w:w="0.0" w:type="dxa"/>
+        <w:left w:w="108.0" w:type="dxa"/>
+        <w:bottom w:w="0.0" w:type="dxa"/>
+        <w:right w:w="108.0" w:type="dxa"/>
+      </w:tblCellMar>
+    </w:tblPr>
+  </w:style>
+  <w:style w:type="table" w:styleId="Table9">
+    <w:basedOn w:val="TableNormal"/>
+    <w:rPr>
+      <w:sz w:val="22"/>
+      <w:szCs w:val="22"/>
+    </w:rPr>
+    <w:tblPr>
+      <w:tblStyleRowBandSize w:val="1"/>
+      <w:tblStyleColBandSize w:val="1"/>
+      <w:tblCellMar>
+        <w:top w:w="0.0" w:type="dxa"/>
+        <w:left w:w="108.0" w:type="dxa"/>
+        <w:bottom w:w="0.0" w:type="dxa"/>
+        <w:right w:w="108.0" w:type="dxa"/>
+      </w:tblCellMar>
+    </w:tblPr>
+  </w:style>
+  <w:style w:type="table" w:styleId="Table10">
+    <w:basedOn w:val="TableNormal"/>
+    <w:rPr>
+      <w:sz w:val="22"/>
+      <w:szCs w:val="22"/>
+    </w:rPr>
+    <w:tblPr>
+      <w:tblStyleRowBandSize w:val="1"/>
+      <w:tblStyleColBandSize w:val="1"/>
+      <w:tblCellMar>
+        <w:top w:w="0.0" w:type="dxa"/>
+        <w:left w:w="108.0" w:type="dxa"/>
+        <w:bottom w:w="0.0" w:type="dxa"/>
+        <w:right w:w="108.0" w:type="dxa"/>
+      </w:tblCellMar>
+    </w:tblPr>
+  </w:style>
+  <w:style w:type="table" w:styleId="Table11">
+    <w:basedOn w:val="TableNormal"/>
+    <w:rPr>
+      <w:sz w:val="22"/>
+      <w:szCs w:val="22"/>
+    </w:rPr>
+    <w:tblPr>
+      <w:tblStyleRowBandSize w:val="1"/>
+      <w:tblStyleColBandSize w:val="1"/>
+      <w:tblCellMar>
+        <w:top w:w="0.0" w:type="dxa"/>
+        <w:left w:w="108.0" w:type="dxa"/>
+        <w:bottom w:w="0.0" w:type="dxa"/>
+        <w:right w:w="108.0" w:type="dxa"/>
+      </w:tblCellMar>
+    </w:tblPr>
+  </w:style>
+  <w:style w:type="table" w:styleId="Table12">
+    <w:basedOn w:val="TableNormal"/>
+    <w:rPr>
+      <w:sz w:val="22"/>
+      <w:szCs w:val="22"/>
+    </w:rPr>
+    <w:tblPr>
+      <w:tblStyleRowBandSize w:val="1"/>
+      <w:tblStyleColBandSize w:val="1"/>
+      <w:tblCellMar>
+        <w:top w:w="0.0" w:type="dxa"/>
+        <w:left w:w="108.0" w:type="dxa"/>
+        <w:bottom w:w="0.0" w:type="dxa"/>
+        <w:right w:w="108.0" w:type="dxa"/>
+      </w:tblCellMar>
+    </w:tblPr>
+  </w:style>
+  <w:style w:type="table" w:styleId="Table13">
+    <w:basedOn w:val="TableNormal"/>
+    <w:rPr>
+      <w:sz w:val="22"/>
+      <w:szCs w:val="22"/>
+    </w:rPr>
+    <w:tblPr>
+      <w:tblStyleRowBandSize w:val="1"/>
+      <w:tblStyleColBandSize w:val="1"/>
+      <w:tblCellMar>
+        <w:top w:w="0.0" w:type="dxa"/>
+        <w:left w:w="108.0" w:type="dxa"/>
+        <w:bottom w:w="0.0" w:type="dxa"/>
+        <w:right w:w="108.0" w:type="dxa"/>
+      </w:tblCellMar>
+    </w:tblPr>
+  </w:style>
+  <w:style w:type="table" w:styleId="Table14">
+    <w:basedOn w:val="TableNormal"/>
+    <w:rPr>
+      <w:sz w:val="22"/>
+      <w:szCs w:val="22"/>
+    </w:rPr>
+    <w:tblPr>
+      <w:tblStyleRowBandSize w:val="1"/>
+      <w:tblStyleColBandSize w:val="1"/>
+      <w:tblCellMar>
+        <w:top w:w="0.0" w:type="dxa"/>
+        <w:left w:w="108.0" w:type="dxa"/>
+        <w:bottom w:w="0.0" w:type="dxa"/>
+        <w:right w:w="108.0" w:type="dxa"/>
+      </w:tblCellMar>
+    </w:tblPr>
+  </w:style>
+  <w:style w:type="table" w:styleId="Table15">
+    <w:basedOn w:val="TableNormal"/>
+    <w:rPr>
+      <w:sz w:val="22"/>
+      <w:szCs w:val="22"/>
+    </w:rPr>
+    <w:tblPr>
+      <w:tblStyleRowBandSize w:val="1"/>
+      <w:tblStyleColBandSize w:val="1"/>
+      <w:tblCellMar>
+        <w:top w:w="0.0" w:type="dxa"/>
+        <w:left w:w="108.0" w:type="dxa"/>
+        <w:bottom w:w="0.0" w:type="dxa"/>
+        <w:right w:w="108.0" w:type="dxa"/>
+      </w:tblCellMar>
+    </w:tblPr>
+  </w:style>
+  <w:style w:type="table" w:styleId="Table16">
+    <w:basedOn w:val="TableNormal"/>
+    <w:rPr>
+      <w:sz w:val="22"/>
+      <w:szCs w:val="22"/>
+    </w:rPr>
+    <w:tblPr>
+      <w:tblStyleRowBandSize w:val="1"/>
+      <w:tblStyleColBandSize w:val="1"/>
+      <w:tblCellMar>
+        <w:top w:w="0.0" w:type="dxa"/>
+        <w:left w:w="108.0" w:type="dxa"/>
+        <w:bottom w:w="0.0" w:type="dxa"/>
+        <w:right w:w="108.0" w:type="dxa"/>
+      </w:tblCellMar>
+    </w:tblPr>
+  </w:style>
+  <w:style w:type="table" w:styleId="Table17">
+    <w:basedOn w:val="TableNormal"/>
+    <w:rPr>
+      <w:sz w:val="22"/>
+      <w:szCs w:val="22"/>
+    </w:rPr>
+    <w:tblPr>
+      <w:tblStyleRowBandSize w:val="1"/>
+      <w:tblStyleColBandSize w:val="1"/>
+      <w:tblCellMar>
+        <w:top w:w="0.0" w:type="dxa"/>
+        <w:left w:w="108.0" w:type="dxa"/>
+        <w:bottom w:w="0.0" w:type="dxa"/>
+        <w:right w:w="108.0" w:type="dxa"/>
+      </w:tblCellMar>
+    </w:tblPr>
+  </w:style>
+  <w:style w:type="table" w:styleId="Table1">
+    <w:basedOn w:val="TableNormal"/>
+    <w:rPr>
+      <w:sz w:val="22"/>
+      <w:szCs w:val="22"/>
+    </w:rPr>
+    <w:tblPr>
+      <w:tblStyleRowBandSize w:val="1"/>
+      <w:tblStyleColBandSize w:val="1"/>
+      <w:tblCellMar>
+        <w:top w:w="0.0" w:type="dxa"/>
+        <w:left w:w="108.0" w:type="dxa"/>
+        <w:bottom w:w="0.0" w:type="dxa"/>
+        <w:right w:w="108.0" w:type="dxa"/>
+      </w:tblCellMar>
+    </w:tblPr>
+  </w:style>
+  <w:style w:type="table" w:styleId="Table2">
+    <w:basedOn w:val="TableNormal"/>
+    <w:rPr>
+      <w:sz w:val="22"/>
+      <w:szCs w:val="22"/>
+    </w:rPr>
+    <w:tblPr>
+      <w:tblStyleRowBandSize w:val="1"/>
+      <w:tblStyleColBandSize w:val="1"/>
+      <w:tblCellMar>
+        <w:top w:w="0.0" w:type="dxa"/>
+        <w:left w:w="108.0" w:type="dxa"/>
+        <w:bottom w:w="0.0" w:type="dxa"/>
+        <w:right w:w="108.0" w:type="dxa"/>
+      </w:tblCellMar>
+    </w:tblPr>
+  </w:style>
+  <w:style w:type="table" w:styleId="Table3">
+    <w:basedOn w:val="TableNormal"/>
+    <w:rPr>
+      <w:sz w:val="22"/>
+      <w:szCs w:val="22"/>
+    </w:rPr>
+    <w:tblPr>
+      <w:tblStyleRowBandSize w:val="1"/>
+      <w:tblStyleColBandSize w:val="1"/>
+      <w:tblCellMar>
+        <w:top w:w="0.0" w:type="dxa"/>
+        <w:left w:w="108.0" w:type="dxa"/>
+        <w:bottom w:w="0.0" w:type="dxa"/>
+        <w:right w:w="108.0" w:type="dxa"/>
+      </w:tblCellMar>
+    </w:tblPr>
+  </w:style>
+  <w:style w:type="table" w:styleId="Table4">
+    <w:basedOn w:val="TableNormal"/>
+    <w:rPr>
+      <w:sz w:val="22"/>
+      <w:szCs w:val="22"/>
+    </w:rPr>
+    <w:tblPr>
+      <w:tblStyleRowBandSize w:val="1"/>
+      <w:tblStyleColBandSize w:val="1"/>
+      <w:tblCellMar>
+        <w:top w:w="0.0" w:type="dxa"/>
+        <w:left w:w="108.0" w:type="dxa"/>
+        <w:bottom w:w="0.0" w:type="dxa"/>
+        <w:right w:w="108.0" w:type="dxa"/>
+      </w:tblCellMar>
+    </w:tblPr>
+  </w:style>
+  <w:style w:type="table" w:styleId="Table5">
+    <w:basedOn w:val="TableNormal"/>
+    <w:rPr>
+      <w:sz w:val="22"/>
+      <w:szCs w:val="22"/>
+    </w:rPr>
+    <w:tblPr>
+      <w:tblStyleRowBandSize w:val="1"/>
+      <w:tblStyleColBandSize w:val="1"/>
+      <w:tblCellMar>
+        <w:top w:w="0.0" w:type="dxa"/>
+        <w:left w:w="108.0" w:type="dxa"/>
+        <w:bottom w:w="0.0" w:type="dxa"/>
+        <w:right w:w="108.0" w:type="dxa"/>
+      </w:tblCellMar>
+    </w:tblPr>
+  </w:style>
+  <w:style w:type="table" w:styleId="Table6">
+    <w:basedOn w:val="TableNormal"/>
+    <w:rPr>
+      <w:sz w:val="22"/>
+      <w:szCs w:val="22"/>
+    </w:rPr>
+    <w:tblPr>
+      <w:tblStyleRowBandSize w:val="1"/>
+      <w:tblStyleColBandSize w:val="1"/>
+      <w:tblCellMar>
+        <w:top w:w="0.0" w:type="dxa"/>
+        <w:left w:w="108.0" w:type="dxa"/>
+        <w:bottom w:w="0.0" w:type="dxa"/>
+        <w:right w:w="108.0" w:type="dxa"/>
+      </w:tblCellMar>
+    </w:tblPr>
+  </w:style>
+  <w:style w:type="table" w:styleId="Table7">
+    <w:basedOn w:val="TableNormal"/>
+    <w:rPr>
+      <w:sz w:val="22"/>
+      <w:szCs w:val="22"/>
+    </w:rPr>
+    <w:tblPr>
+      <w:tblStyleRowBandSize w:val="1"/>
+      <w:tblStyleColBandSize w:val="1"/>
+      <w:tblCellMar>
+        <w:top w:w="0.0" w:type="dxa"/>
+        <w:left w:w="108.0" w:type="dxa"/>
+        <w:bottom w:w="0.0" w:type="dxa"/>
+        <w:right w:w="108.0" w:type="dxa"/>
+      </w:tblCellMar>
+    </w:tblPr>
+  </w:style>
+  <w:style w:type="table" w:styleId="Table8">
+    <w:basedOn w:val="TableNormal"/>
+    <w:rPr>
+      <w:sz w:val="22"/>
+      <w:szCs w:val="22"/>
+    </w:rPr>
+    <w:tblPr>
+      <w:tblStyleRowBandSize w:val="1"/>
+      <w:tblStyleColBandSize w:val="1"/>
+      <w:tblCellMar>
+        <w:top w:w="0.0" w:type="dxa"/>
+        <w:left w:w="108.0" w:type="dxa"/>
+        <w:bottom w:w="0.0" w:type="dxa"/>
+        <w:right w:w="108.0" w:type="dxa"/>
+      </w:tblCellMar>
+    </w:tblPr>
+  </w:style>
+  <w:style w:type="table" w:styleId="Table9">
+    <w:basedOn w:val="TableNormal"/>
+    <w:rPr>
+      <w:sz w:val="22"/>
+      <w:szCs w:val="22"/>
+    </w:rPr>
+    <w:tblPr>
+      <w:tblStyleRowBandSize w:val="1"/>
+      <w:tblStyleColBandSize w:val="1"/>
+      <w:tblCellMar>
+        <w:top w:w="0.0" w:type="dxa"/>
+        <w:left w:w="108.0" w:type="dxa"/>
+        <w:bottom w:w="0.0" w:type="dxa"/>
+        <w:right w:w="108.0" w:type="dxa"/>
+      </w:tblCellMar>
+    </w:tblPr>
+  </w:style>
+  <w:style w:type="table" w:styleId="Table10">
+    <w:basedOn w:val="TableNormal"/>
+    <w:rPr>
+      <w:sz w:val="22"/>
+      <w:szCs w:val="22"/>
+    </w:rPr>
+    <w:tblPr>
+      <w:tblStyleRowBandSize w:val="1"/>
+      <w:tblStyleColBandSize w:val="1"/>
+      <w:tblCellMar>
+        <w:top w:w="0.0" w:type="dxa"/>
+        <w:left w:w="108.0" w:type="dxa"/>
+        <w:bottom w:w="0.0" w:type="dxa"/>
+        <w:right w:w="108.0" w:type="dxa"/>
+      </w:tblCellMar>
+    </w:tblPr>
+  </w:style>
+  <w:style w:type="table" w:styleId="Table11">
+    <w:basedOn w:val="TableNormal"/>
+    <w:rPr>
+      <w:sz w:val="22"/>
+      <w:szCs w:val="22"/>
+    </w:rPr>
+    <w:tblPr>
+      <w:tblStyleRowBandSize w:val="1"/>
+      <w:tblStyleColBandSize w:val="1"/>
+      <w:tblCellMar>
+        <w:top w:w="0.0" w:type="dxa"/>
+        <w:left w:w="108.0" w:type="dxa"/>
+        <w:bottom w:w="0.0" w:type="dxa"/>
+        <w:right w:w="108.0" w:type="dxa"/>
+      </w:tblCellMar>
+    </w:tblPr>
+  </w:style>
+  <w:style w:type="table" w:styleId="Table12">
+    <w:basedOn w:val="TableNormal"/>
+    <w:rPr>
+      <w:sz w:val="22"/>
+      <w:szCs w:val="22"/>
+    </w:rPr>
+    <w:tblPr>
+      <w:tblStyleRowBandSize w:val="1"/>
+      <w:tblStyleColBandSize w:val="1"/>
+      <w:tblCellMar>
+        <w:top w:w="0.0" w:type="dxa"/>
+        <w:left w:w="108.0" w:type="dxa"/>
+        <w:bottom w:w="0.0" w:type="dxa"/>
+        <w:right w:w="108.0" w:type="dxa"/>
+      </w:tblCellMar>
+    </w:tblPr>
+  </w:style>
+  <w:style w:type="table" w:styleId="Table13">
+    <w:basedOn w:val="TableNormal"/>
+    <w:rPr>
+      <w:sz w:val="22"/>
+      <w:szCs w:val="22"/>
+    </w:rPr>
+    <w:tblPr>
+      <w:tblStyleRowBandSize w:val="1"/>
+      <w:tblStyleColBandSize w:val="1"/>
+      <w:tblCellMar>
+        <w:top w:w="0.0" w:type="dxa"/>
+        <w:left w:w="108.0" w:type="dxa"/>
+        <w:bottom w:w="0.0" w:type="dxa"/>
+        <w:right w:w="108.0" w:type="dxa"/>
+      </w:tblCellMar>
+    </w:tblPr>
+  </w:style>
+  <w:style w:type="table" w:styleId="Table14">
+    <w:basedOn w:val="TableNormal"/>
+    <w:rPr>
+      <w:sz w:val="22"/>
+      <w:szCs w:val="22"/>
+    </w:rPr>
+    <w:tblPr>
+      <w:tblStyleRowBandSize w:val="1"/>
+      <w:tblStyleColBandSize w:val="1"/>
+      <w:tblCellMar>
+        <w:top w:w="0.0" w:type="dxa"/>
+        <w:left w:w="108.0" w:type="dxa"/>
+        <w:bottom w:w="0.0" w:type="dxa"/>
+        <w:right w:w="108.0" w:type="dxa"/>
+      </w:tblCellMar>
+    </w:tblPr>
+  </w:style>
+  <w:style w:type="table" w:styleId="Table15">
+    <w:basedOn w:val="TableNormal"/>
+    <w:rPr>
+      <w:sz w:val="22"/>
+      <w:szCs w:val="22"/>
+    </w:rPr>
+    <w:tblPr>
+      <w:tblStyleRowBandSize w:val="1"/>
+      <w:tblStyleColBandSize w:val="1"/>
+      <w:tblCellMar>
+        <w:top w:w="0.0" w:type="dxa"/>
+        <w:left w:w="108.0" w:type="dxa"/>
+        <w:bottom w:w="0.0" w:type="dxa"/>
+        <w:right w:w="108.0" w:type="dxa"/>
+      </w:tblCellMar>
+    </w:tblPr>
+  </w:style>
+  <w:style w:type="table" w:styleId="Table16">
+    <w:basedOn w:val="TableNormal"/>
+    <w:rPr>
+      <w:sz w:val="22"/>
+      <w:szCs w:val="22"/>
+    </w:rPr>
+    <w:tblPr>
+      <w:tblStyleRowBandSize w:val="1"/>
+      <w:tblStyleColBandSize w:val="1"/>
+      <w:tblCellMar>
+        <w:top w:w="0.0" w:type="dxa"/>
+        <w:left w:w="108.0" w:type="dxa"/>
+        <w:bottom w:w="0.0" w:type="dxa"/>
+        <w:right w:w="108.0" w:type="dxa"/>
+      </w:tblCellMar>
+    </w:tblPr>
+  </w:style>
+  <w:style w:type="table" w:styleId="Table17">
+    <w:basedOn w:val="TableNormal"/>
+    <w:rPr>
+      <w:sz w:val="22"/>
+      <w:szCs w:val="22"/>
+    </w:rPr>
+    <w:tblPr>
+      <w:tblStyleRowBandSize w:val="1"/>
+      <w:tblStyleColBandSize w:val="1"/>
+      <w:tblCellMar>
+        <w:top w:w="0.0" w:type="dxa"/>
+        <w:left w:w="108.0" w:type="dxa"/>
+        <w:bottom w:w="0.0" w:type="dxa"/>
+        <w:right w:w="108.0" w:type="dxa"/>
+      </w:tblCellMar>
+    </w:tblPr>
+  </w:style>
   <w:style w:type="paragraph" w:styleId="Subtitle">
     <w:name w:val="Subtitle"/>
     <w:basedOn w:val="Normal"/>
@@ -8256,6 +9472,40 @@
     </w:tblPr>
   </w:style>
   <w:style w:type="table" w:styleId="Table17">
+    <w:basedOn w:val="TableNormal"/>
+    <w:rPr>
+      <w:sz w:val="22"/>
+      <w:szCs w:val="22"/>
+    </w:rPr>
+    <w:tblPr>
+      <w:tblStyleRowBandSize w:val="1"/>
+      <w:tblStyleColBandSize w:val="1"/>
+      <w:tblCellMar>
+        <w:top w:w="0.0" w:type="dxa"/>
+        <w:left w:w="108.0" w:type="dxa"/>
+        <w:bottom w:w="0.0" w:type="dxa"/>
+        <w:right w:w="108.0" w:type="dxa"/>
+      </w:tblCellMar>
+    </w:tblPr>
+  </w:style>
+  <w:style w:type="table" w:styleId="Table18">
+    <w:basedOn w:val="TableNormal"/>
+    <w:rPr>
+      <w:sz w:val="22"/>
+      <w:szCs w:val="22"/>
+    </w:rPr>
+    <w:tblPr>
+      <w:tblStyleRowBandSize w:val="1"/>
+      <w:tblStyleColBandSize w:val="1"/>
+      <w:tblCellMar>
+        <w:top w:w="0.0" w:type="dxa"/>
+        <w:left w:w="108.0" w:type="dxa"/>
+        <w:bottom w:w="0.0" w:type="dxa"/>
+        <w:right w:w="108.0" w:type="dxa"/>
+      </w:tblCellMar>
+    </w:tblPr>
+  </w:style>
+  <w:style w:type="table" w:styleId="Table19">
     <w:basedOn w:val="TableNormal"/>
     <w:rPr>
       <w:sz w:val="22"/>
@@ -8593,4 +9843,19 @@
   </a:objectDefaults>
   <a:extraClrSchemeLst/>
 </a:theme>
+</file>
+
+<file path=customXML/item1.xml><?xml version="1.0" encoding="utf-8"?>
+<go:gDocsCustomXmlDataStorage xmlns:go="http://customooxmlschemas.google.com/" xmlns:r="http://schemas.openxmlformats.org/officeDocument/2006/relationships" uri="GoogleDocsCustomDataVersion2">
+  <go:docsCustomData xmlns:go="http://customooxmlschemas.google.com/" roundtripDataSignature="AMtx7miMI2RLN6JmhYFvAIZJGjA6z27rmA==">CgMxLjA4AHIhMVVZWS1TRkxXcERRRFpMSzlaSWdvbEQxWXpXSUd3TS1F</go:docsCustomData>
+</go:gDocsCustomXmlDataStorage>
+</file>
+
+<file path=customXML/itemProps1.xml><?xml version="1.0" encoding="utf-8"?>
+<ds:datastoreItem xmlns:ds="http://schemas.openxmlformats.org/officeDocument/2006/customXml" ds:itemID="{11111111-1234-1234-1234-123412341234}">
+  <ds:schemaRefs>
+    <ds:schemaRef ds:uri="http://schemas.openxmlformats.org/officeDocument/2006/relationships"/>
+    <ds:schemaRef ds:uri="http://customooxmlschemas.google.com/"/>
+  </ds:schemaRefs>
+</ds:datastoreItem>
 </file>
--- a/Fase 1/Evidencias Grupales/1.5_GuiaEstudiante_Fase 1_Definicion Proyecto APT.docx
+++ b/Fase 1/Evidencias Grupales/1.5_GuiaEstudiante_Fase 1_Definicion Proyecto APT.docx
@@ -637,12 +637,15 @@
                 <w:color w:val="000000"/>
                 <w:rtl w:val="0"/>
               </w:rPr>
-              <w:t xml:space="preserve">Roberto</w:t>
-            </w:r>
-            <w:r>
-              <w:rPr>
-                <w:rtl w:val="0"/>
-              </w:rPr>
+              <w:t xml:space="preserve">Roberto </w:t>
+            </w:r>
+            <w:r>
+              <w:rPr>
+                <w:b w:val="1"/>
+                <w:bCs w:val="1"/>
+                <w:rtl w:val="0"/>
+              </w:rPr>
+              <w:t xml:space="preserve">Riffo Esteban Farias</w:t>
             </w:r>
           </w:p>
         </w:tc>
@@ -886,7 +889,7 @@
                 <w:bCs w:val="1"/>
                 <w:rtl w:val="0"/>
               </w:rPr>
-              <w:t xml:space="preserve">David</w:t>
+              <w:t xml:space="preserve">David Herrera Almonacid</w:t>
             </w:r>
           </w:p>
         </w:tc>
@@ -929,8 +932,11 @@
             </w:pPr>
             <w:r>
               <w:rPr>
-                <w:rtl w:val="0"/>
-              </w:rPr>
+                <w:b w:val="1"/>
+                <w:bCs w:val="1"/>
+                <w:rtl w:val="0"/>
+              </w:rPr>
+              <w:t xml:space="preserve">21.198.967-K</w:t>
             </w:r>
           </w:p>
         </w:tc>
@@ -2289,7 +2295,6 @@
                 <w:color w:val="548dd4"/>
                 <w:sz w:val="20"/>
                 <w:szCs w:val="20"/>
-                <w:highlight w:val="yellow"/>
               </w:rPr>
             </w:pPr>
             <w:r>
@@ -2303,6 +2308,39 @@
               </w:rPr>
               <w:t xml:space="preserve">¿Cuáles son tus intereses profesionales?  ¿Qué aspectos de tus intereses profesionales se ven reflejados en tu Proyecto APT? Realizar este Proyecto APT, ¿de qué manera va a contribuir a tu desarrollo profesional? </w:t>
             </w:r>
+          </w:p>
+          <w:p>
+            <w:pPr>
+              <w:jc w:val="both"/>
+              <w:rPr>
+                <w:i w:val="1"/>
+                <w:iCs w:val="1"/>
+                <w:sz w:val="20"/>
+                <w:szCs w:val="20"/>
+              </w:rPr>
+            </w:pPr>
+            <w:r>
+              <w:rPr>
+                <w:i w:val="1"/>
+                <w:iCs w:val="1"/>
+                <w:sz w:val="20"/>
+                <w:szCs w:val="20"/>
+                <w:rtl w:val="0"/>
+              </w:rPr>
+              <w:t xml:space="preserve">Nuestros intereses profesionales están relacionados en el desarrollo de aplicaciones móviles, el manejo de base de datos y la calidad de software, estos intereses se ven reflejados el proyecto APT, el cual las asignaturas vistas anteriormente se encargaron de fortalecer, este proyecto va a contribuir en el ámbito profesional el sentido de experiencia de desarrollos de aplicaciones moviles, toda esta  experiencia va a contribuir trabajando en equipo y prepararnos de mejor manera para futuros proyectos dentro del área de Ingeniería en Informática </w:t>
+            </w:r>
+          </w:p>
+          <w:p>
+            <w:pPr>
+              <w:jc w:val="both"/>
+              <w:rPr>
+                <w:i w:val="1"/>
+                <w:iCs w:val="1"/>
+                <w:color w:val="548dd4"/>
+                <w:sz w:val="20"/>
+                <w:szCs w:val="20"/>
+              </w:rPr>
+            </w:pPr>
             <w:r>
               <w:rPr>
                 <w:rtl w:val="0"/>
@@ -2523,6 +2561,54 @@
                 <w:rtl w:val="0"/>
               </w:rPr>
               <w:t xml:space="preserve">Factores externos que facilitan su desarrollo </w:t>
+            </w:r>
+          </w:p>
+          <w:p>
+            <w:pPr>
+              <w:pBdr>
+                <w:top w:space="0" w:sz="0" w:val="nil"/>
+                <w:left w:space="0" w:sz="0" w:val="nil"/>
+                <w:bottom w:space="0" w:sz="0" w:val="nil"/>
+                <w:right w:space="0" w:sz="0" w:val="nil"/>
+                <w:between w:space="0" w:sz="0" w:val="nil"/>
+              </w:pBdr>
+              <w:spacing w:after="0" w:lineRule="auto"/>
+              <w:rPr>
+                <w:i w:val="1"/>
+                <w:iCs w:val="1"/>
+                <w:color w:val="548dd4"/>
+                <w:sz w:val="20"/>
+                <w:szCs w:val="20"/>
+              </w:rPr>
+            </w:pPr>
+            <w:r>
+              <w:rPr>
+                <w:rtl w:val="0"/>
+              </w:rPr>
+            </w:r>
+          </w:p>
+          <w:p>
+            <w:pPr>
+              <w:pBdr>
+                <w:top w:space="0" w:sz="0" w:val="nil"/>
+                <w:left w:space="0" w:sz="0" w:val="nil"/>
+                <w:bottom w:space="0" w:sz="0" w:val="nil"/>
+                <w:right w:space="0" w:sz="0" w:val="nil"/>
+                <w:between w:space="0" w:sz="0" w:val="nil"/>
+              </w:pBdr>
+              <w:spacing w:after="0" w:lineRule="auto"/>
+              <w:rPr>
+                <w:i w:val="1"/>
+                <w:iCs w:val="1"/>
+                <w:color w:val="548dd4"/>
+                <w:sz w:val="20"/>
+                <w:szCs w:val="20"/>
+              </w:rPr>
+            </w:pPr>
+            <w:r>
+              <w:rPr>
+                <w:rtl w:val="0"/>
+              </w:rPr>
             </w:r>
           </w:p>
           <w:p>

--- a/Fase 1/Evidencias Grupales/1.5_GuiaEstudiante_Fase 1_Definicion Proyecto APT.docx
+++ b/Fase 1/Evidencias Grupales/1.5_GuiaEstudiante_Fase 1_Definicion Proyecto APT.docx
@@ -637,15 +637,12 @@
                 <w:color w:val="000000"/>
                 <w:rtl w:val="0"/>
               </w:rPr>
-              <w:t xml:space="preserve">Roberto </w:t>
-            </w:r>
-            <w:r>
-              <w:rPr>
-                <w:b w:val="1"/>
-                <w:bCs w:val="1"/>
-                <w:rtl w:val="0"/>
-              </w:rPr>
-              <w:t xml:space="preserve">Riffo Esteban Farias</w:t>
+              <w:t xml:space="preserve">Roberto</w:t>
+            </w:r>
+            <w:r>
+              <w:rPr>
+                <w:rtl w:val="0"/>
+              </w:rPr>
             </w:r>
           </w:p>
         </w:tc>
@@ -889,7 +886,7 @@
                 <w:bCs w:val="1"/>
                 <w:rtl w:val="0"/>
               </w:rPr>
-              <w:t xml:space="preserve">David Herrera Almonacid</w:t>
+              <w:t xml:space="preserve">David</w:t>
             </w:r>
           </w:p>
         </w:tc>
@@ -932,11 +929,8 @@
             </w:pPr>
             <w:r>
               <w:rPr>
-                <w:b w:val="1"/>
-                <w:bCs w:val="1"/>
-                <w:rtl w:val="0"/>
-              </w:rPr>
-              <w:t xml:space="preserve">21.198.967-K</w:t>
+                <w:rtl w:val="0"/>
+              </w:rPr>
             </w:r>
           </w:p>
         </w:tc>
@@ -2295,6 +2289,7 @@
                 <w:color w:val="548dd4"/>
                 <w:sz w:val="20"/>
                 <w:szCs w:val="20"/>
+                <w:highlight w:val="yellow"/>
               </w:rPr>
             </w:pPr>
             <w:r>
@@ -2308,39 +2303,6 @@
               </w:rPr>
               <w:t xml:space="preserve">¿Cuáles son tus intereses profesionales?  ¿Qué aspectos de tus intereses profesionales se ven reflejados en tu Proyecto APT? Realizar este Proyecto APT, ¿de qué manera va a contribuir a tu desarrollo profesional? </w:t>
             </w:r>
-          </w:p>
-          <w:p>
-            <w:pPr>
-              <w:jc w:val="both"/>
-              <w:rPr>
-                <w:i w:val="1"/>
-                <w:iCs w:val="1"/>
-                <w:sz w:val="20"/>
-                <w:szCs w:val="20"/>
-              </w:rPr>
-            </w:pPr>
-            <w:r>
-              <w:rPr>
-                <w:i w:val="1"/>
-                <w:iCs w:val="1"/>
-                <w:sz w:val="20"/>
-                <w:szCs w:val="20"/>
-                <w:rtl w:val="0"/>
-              </w:rPr>
-              <w:t xml:space="preserve">Nuestros intereses profesionales están relacionados en el desarrollo de aplicaciones móviles, el manejo de base de datos y la calidad de software, estos intereses se ven reflejados el proyecto APT, el cual las asignaturas vistas anteriormente se encargaron de fortalecer, este proyecto va a contribuir en el ámbito profesional el sentido de experiencia de desarrollos de aplicaciones moviles, toda esta  experiencia va a contribuir trabajando en equipo y prepararnos de mejor manera para futuros proyectos dentro del área de Ingeniería en Informática </w:t>
-            </w:r>
-          </w:p>
-          <w:p>
-            <w:pPr>
-              <w:jc w:val="both"/>
-              <w:rPr>
-                <w:i w:val="1"/>
-                <w:iCs w:val="1"/>
-                <w:color w:val="548dd4"/>
-                <w:sz w:val="20"/>
-                <w:szCs w:val="20"/>
-              </w:rPr>
-            </w:pPr>
             <w:r>
               <w:rPr>
                 <w:rtl w:val="0"/>
@@ -2561,54 +2523,6 @@
                 <w:rtl w:val="0"/>
               </w:rPr>
               <w:t xml:space="preserve">Factores externos que facilitan su desarrollo </w:t>
-            </w:r>
-          </w:p>
-          <w:p>
-            <w:pPr>
-              <w:pBdr>
-                <w:top w:space="0" w:sz="0" w:val="nil"/>
-                <w:left w:space="0" w:sz="0" w:val="nil"/>
-                <w:bottom w:space="0" w:sz="0" w:val="nil"/>
-                <w:right w:space="0" w:sz="0" w:val="nil"/>
-                <w:between w:space="0" w:sz="0" w:val="nil"/>
-              </w:pBdr>
-              <w:spacing w:after="0" w:lineRule="auto"/>
-              <w:rPr>
-                <w:i w:val="1"/>
-                <w:iCs w:val="1"/>
-                <w:color w:val="548dd4"/>
-                <w:sz w:val="20"/>
-                <w:szCs w:val="20"/>
-              </w:rPr>
-            </w:pPr>
-            <w:r>
-              <w:rPr>
-                <w:rtl w:val="0"/>
-              </w:rPr>
-            </w:r>
-          </w:p>
-          <w:p>
-            <w:pPr>
-              <w:pBdr>
-                <w:top w:space="0" w:sz="0" w:val="nil"/>
-                <w:left w:space="0" w:sz="0" w:val="nil"/>
-                <w:bottom w:space="0" w:sz="0" w:val="nil"/>
-                <w:right w:space="0" w:sz="0" w:val="nil"/>
-                <w:between w:space="0" w:sz="0" w:val="nil"/>
-              </w:pBdr>
-              <w:spacing w:after="0" w:lineRule="auto"/>
-              <w:rPr>
-                <w:i w:val="1"/>
-                <w:iCs w:val="1"/>
-                <w:color w:val="548dd4"/>
-                <w:sz w:val="20"/>
-                <w:szCs w:val="20"/>
-              </w:rPr>
-            </w:pPr>
-            <w:r>
-              <w:rPr>
-                <w:rtl w:val="0"/>
-              </w:rPr>
             </w:r>
           </w:p>
           <w:p>
